--- a/Sinh phiếu/Thanh toán/template_word/HTKT-04-TTCK.docx
+++ b/Sinh phiếu/Thanh toán/template_word/HTKT-04-TTCK.docx
@@ -43,16 +43,20 @@
           <w:p>
             <w:pPr>
               <w:spacing w:after="0" w:line="360" w:lineRule="exact"/>
+              <w:ind w:left="342" w:right="138"/>
               <w:jc w:val="center"/>
               <w:rPr>
                 <w:rFonts w:asciiTheme="majorHAnsi" w:eastAsia="Times New Roman" w:hAnsiTheme="majorHAnsi" w:cstheme="majorHAnsi"/>
                 <w:b/>
-                <w:szCs w:val="24"/>
-              </w:rPr>
-            </w:pPr>
-            <w:r>
-              <w:rPr>
-                <w:rFonts w:eastAsia="Times New Roman"/>
+                <w:bCs/>
+                <w:szCs w:val="24"/>
+              </w:rPr>
+            </w:pPr>
+            <w:r>
+              <w:rPr>
+                <w:rFonts w:eastAsia="Times New Roman"/>
+                <w:b/>
+                <w:bCs/>
               </w:rPr>
               <w:t>NGÂN HÀNG TMCP CÔNG THƯƠNG VIỆT NAM</w:t>
             </w:r>
@@ -2218,8 +2222,17 @@
           <w:rFonts w:eastAsia="Times New Roman"/>
           <w:b/>
         </w:rPr>
-        <w:t xml:space="preserve"> toán</w:t>
-      </w:r>
+        <w:t xml:space="preserve"> </w:t>
+      </w:r>
+      <w:proofErr w:type="spellStart"/>
+      <w:r>
+        <w:rPr>
+          <w:rFonts w:eastAsia="Times New Roman"/>
+          <w:b/>
+        </w:rPr>
+        <w:t>toán</w:t>
+      </w:r>
+      <w:proofErr w:type="spellEnd"/>
       <w:proofErr w:type="gramStart"/>
       <w:r>
         <w:rPr>
@@ -2899,7 +2912,23 @@
           <w:rFonts w:eastAsia="Times New Roman"/>
           <w:b/>
         </w:rPr>
-        <w:t xml:space="preserve"> tạm ứng phải nộp</w:t>
+        <w:t xml:space="preserve"> </w:t>
+      </w:r>
+      <w:proofErr w:type="spellStart"/>
+      <w:r>
+        <w:rPr>
+          <w:rFonts w:eastAsia="Times New Roman"/>
+          <w:b/>
+        </w:rPr>
+        <w:t>tạm</w:t>
+      </w:r>
+      <w:proofErr w:type="spellEnd"/>
+      <w:r>
+        <w:rPr>
+          <w:rFonts w:eastAsia="Times New Roman"/>
+          <w:b/>
+        </w:rPr>
+        <w:t xml:space="preserve"> ứng phải nộp</w:t>
       </w:r>
       <w:proofErr w:type="gramStart"/>
       <w:r>
@@ -4853,6 +4882,52 @@
 </file>
 
 <file path=customXml/item1.xml><?xml version="1.0" encoding="utf-8"?>
+<ns0:customData xmlns:ns0="http://www.wps.cn/officeDocument/2013/wpsCustomData">
+  <ns0:customSectProps/>
+  <ns0:customShpExts>
+    <ns0:customShpInfo spid="_x0000_s1026" textRotate="1"/>
+  </ns0:customShpExts>
+</ns0:customData>
+</file>
+
+<file path=customXml/item2.xml><?xml version="1.0" encoding="utf-8"?>
+<ns0:Sources xmlns:ns0="http://schemas.openxmlformats.org/officeDocument/2006/bibliography" SelectedStyle="\APASixthEditionOfficeOnline.xsl" StyleName="APA" Version="6"/>
+</file>
+
+<file path=customXml/item3.xml><?xml version="1.0" encoding="utf-8"?>
+<ns0:FormTemplates xmlns:ns0="http://schemas.microsoft.com/sharepoint/v3/contenttype/forms">
+  <ns0:Display>DocumentLibraryForm</ns0:Display>
+  <ns0:Edit>DocumentLibraryForm</ns0:Edit>
+  <ns0:New>DocumentLibraryForm</ns0:New>
+</ns0:FormTemplates>
+</file>
+
+<file path=customXml/item4.xml><?xml version="1.0" encoding="utf-8"?>
+<ns0:properties xmlns:ns0="http://schemas.microsoft.com/office/2006/metadata/properties" xmlns:ns1="268e1d54-3420-4cb2-af42-30ebf23f8644" xmlns:ns2="http://schemas.microsoft.com/office/infopath/2007/PartnerControls" xmlns:ns4="3d387290-89f0-4c2d-9716-64cf4ba45047" xmlns:xsi="http://www.w3.org/2001/XMLSchema-instance">
+  <documentManagement>
+    <ns1:lcf76f155ced4ddcb4097134ff3c332f>
+      <ns2:Terms/>
+    </ns1:lcf76f155ced4ddcb4097134ff3c332f>
+    <ns1:N_x0103_m>
+      <ns1:Value>Năm 2024</ns1:Value>
+    </ns1:N_x0103_m>
+    <ns1:khachhang>Ngân hàng TMCP Công Thương Việt Nam (Vietinbank) - Trung tâm Công nghệ Thông tin</ns1:khachhang>
+    <ns1:Approval_x0020_Status xsi:nil="true"/>
+    <ns1:_Flow_SignoffStatus xsi:nil="true"/>
+    <ns1:Manggiaiphap>Tích hợp phần mềm</ns1:Manggiaiphap>
+    <ns4:_dlc_DocIdUrl>
+      <ns4:Url xsi:nil="true"/>
+      <ns4:Description xsi:nil="true"/>
+    </ns4:_dlc_DocIdUrl>
+    <ns4:TaxCatchAll xsi:nil="true"/>
+    <ns1:duan>VTB_Trien khai giai phap phan mem Quan ly tai san 2</ns1:duan>
+    <ns1:MVV>HPT_8848</ns1:MVV>
+    <ns4:_dlc_DocIdPersistId xsi:nil="true"/>
+  </documentManagement>
+</ns0:properties>
+</file>
+
+<file path=customXml/item5.xml><?xml version="1.0" encoding="utf-8"?>
 <ns0:contentTypeSchema xmlns:ns0="http://schemas.microsoft.com/office/2006/metadata/contentType" xmlns:ns1="http://schemas.microsoft.com/office/2006/metadata/properties/metaAttributes" xmlns:ns3="268e1d54-3420-4cb2-af42-30ebf23f8644" xmlns:ns4="3d387290-89f0-4c2d-9716-64cf4ba45047" xmlns:xs="http://www.w3.org/2001/XMLSchema" ns0:_="" ns1:_="" ns1:contentTypeName="Document" ns1:contentTypeID="0x010100B79F57F94E704143AD9C2557EBC13665" ns1:contentTypeVersion="25" ns1:contentTypeDescription="Create a new document." ns1:contentTypeScope="" ns1:versionID="8c7b36b3724812da7f82f31daa4914e0">
   <xs:schema targetNamespace="http://schemas.microsoft.com/office/2006/metadata/properties" ns1:root="true" ns1:fieldsID="d7e12220779f1093ea6f60829a89e529" ns3:_="" ns4:_="">
     <xs:import namespace="268e1d54-3420-4cb2-af42-30ebf23f8644"/>
@@ -5176,75 +5251,22 @@
 </ns0:contentTypeSchema>
 </file>
 
-<file path=customXml/item2.xml><?xml version="1.0" encoding="utf-8"?>
-<ns0:properties xmlns:ns0="http://schemas.microsoft.com/office/2006/metadata/properties" xmlns:ns1="268e1d54-3420-4cb2-af42-30ebf23f8644" xmlns:ns2="http://schemas.microsoft.com/office/infopath/2007/PartnerControls" xmlns:ns4="3d387290-89f0-4c2d-9716-64cf4ba45047" xmlns:xsi="http://www.w3.org/2001/XMLSchema-instance">
-  <documentManagement>
-    <ns1:lcf76f155ced4ddcb4097134ff3c332f>
-      <ns2:Terms/>
-    </ns1:lcf76f155ced4ddcb4097134ff3c332f>
-    <ns1:N_x0103_m>
-      <ns1:Value>Năm 2024</ns1:Value>
-    </ns1:N_x0103_m>
-    <ns1:khachhang>Ngân hàng TMCP Công Thương Việt Nam (Vietinbank) - Trung tâm Công nghệ Thông tin</ns1:khachhang>
-    <ns1:Approval_x0020_Status xsi:nil="true"/>
-    <ns1:_Flow_SignoffStatus xsi:nil="true"/>
-    <ns1:Manggiaiphap>Tích hợp phần mềm</ns1:Manggiaiphap>
-    <ns4:_dlc_DocIdUrl>
-      <ns4:Url xsi:nil="true"/>
-      <ns4:Description xsi:nil="true"/>
-    </ns4:_dlc_DocIdUrl>
-    <ns4:TaxCatchAll xsi:nil="true"/>
-    <ns1:duan>VTB_Trien khai giai phap phan mem Quan ly tai san 2</ns1:duan>
-    <ns1:MVV>HPT_8848</ns1:MVV>
-    <ns4:_dlc_DocIdPersistId xsi:nil="true"/>
-  </documentManagement>
-</ns0:properties>
-</file>
-
-<file path=customXml/item3.xml><?xml version="1.0" encoding="utf-8"?>
-<ns0:FormTemplates xmlns:ns0="http://schemas.microsoft.com/sharepoint/v3/contenttype/forms">
-  <ns0:Display>DocumentLibraryForm</ns0:Display>
-  <ns0:Edit>DocumentLibraryForm</ns0:Edit>
-  <ns0:New>DocumentLibraryForm</ns0:New>
-</ns0:FormTemplates>
-</file>
-
-<file path=customXml/item4.xml><?xml version="1.0" encoding="utf-8"?>
-<ns0:Sources xmlns:ns0="http://schemas.openxmlformats.org/officeDocument/2006/bibliography" SelectedStyle="\APASixthEditionOfficeOnline.xsl" StyleName="APA" Version="6"/>
-</file>
-
-<file path=customXml/item5.xml><?xml version="1.0" encoding="utf-8"?>
-<ns0:customData xmlns:ns0="http://www.wps.cn/officeDocument/2013/wpsCustomData">
-  <ns0:customSectProps/>
-  <ns0:customShpExts>
-    <ns0:customShpInfo spid="_x0000_s1026" textRotate="1"/>
-  </ns0:customShpExts>
-</ns0:customData>
-</file>
-
 <file path=customXml/item6.xml><?xml version="1.0" encoding="utf-8"?>
 <ns0:Receivers xmlns:ns0="http://schemas.microsoft.com/sharepoint/events"/>
 </file>
 
 <file path=customXml/itemProps1.xml><?xml version="1.0" encoding="utf-8"?>
-<ds:datastoreItem xmlns:ds="http://schemas.openxmlformats.org/officeDocument/2006/customXml" ds:itemID="{ACB53C61-DDC5-4B45-A2AD-95ED4C3E7AF1}">
+<ds:datastoreItem xmlns:ds="http://schemas.openxmlformats.org/officeDocument/2006/customXml" ds:itemID="{B1977F7D-205B-4081-913C-38D41E755F92}">
   <ds:schemaRefs>
-    <ds:schemaRef ds:uri="http://schemas.microsoft.com/office/2006/metadata/contentType"/>
-    <ds:schemaRef ds:uri="http://schemas.microsoft.com/office/2006/metadata/properties/metaAttributes"/>
-    <ds:schemaRef ds:uri="268e1d54-3420-4cb2-af42-30ebf23f8644"/>
-    <ds:schemaRef ds:uri="3d387290-89f0-4c2d-9716-64cf4ba45047"/>
-    <ds:schemaRef ds:uri="http://www.w3.org/2001/XMLSchema"/>
+    <ds:schemaRef ds:uri="http://www.wps.cn/officeDocument/2013/wpsCustomData"/>
   </ds:schemaRefs>
 </ds:datastoreItem>
 </file>
 
 <file path=customXml/itemProps2.xml><?xml version="1.0" encoding="utf-8"?>
-<ds:datastoreItem xmlns:ds="http://schemas.openxmlformats.org/officeDocument/2006/customXml" ds:itemID="{BFD1E3D8-F03B-4E48-96DF-A728B54A4F15}">
+<ds:datastoreItem xmlns:ds="http://schemas.openxmlformats.org/officeDocument/2006/customXml" ds:itemID="{FEDE0308-A825-4E54-85E6-54A57043DFAD}">
   <ds:schemaRefs>
-    <ds:schemaRef ds:uri="http://schemas.microsoft.com/office/2006/metadata/properties"/>
-    <ds:schemaRef ds:uri="268e1d54-3420-4cb2-af42-30ebf23f8644"/>
-    <ds:schemaRef ds:uri="http://schemas.microsoft.com/office/infopath/2007/PartnerControls"/>
-    <ds:schemaRef ds:uri="3d387290-89f0-4c2d-9716-64cf4ba45047"/>
+    <ds:schemaRef ds:uri="http://schemas.openxmlformats.org/officeDocument/2006/bibliography"/>
   </ds:schemaRefs>
 </ds:datastoreItem>
 </file>
@@ -5258,17 +5280,24 @@
 </file>
 
 <file path=customXml/itemProps4.xml><?xml version="1.0" encoding="utf-8"?>
-<ds:datastoreItem xmlns:ds="http://schemas.openxmlformats.org/officeDocument/2006/customXml" ds:itemID="{FEDE0308-A825-4E54-85E6-54A57043DFAD}">
+<ds:datastoreItem xmlns:ds="http://schemas.openxmlformats.org/officeDocument/2006/customXml" ds:itemID="{BFD1E3D8-F03B-4E48-96DF-A728B54A4F15}">
   <ds:schemaRefs>
-    <ds:schemaRef ds:uri="http://schemas.openxmlformats.org/officeDocument/2006/bibliography"/>
+    <ds:schemaRef ds:uri="http://schemas.microsoft.com/office/2006/metadata/properties"/>
+    <ds:schemaRef ds:uri="268e1d54-3420-4cb2-af42-30ebf23f8644"/>
+    <ds:schemaRef ds:uri="http://schemas.microsoft.com/office/infopath/2007/PartnerControls"/>
+    <ds:schemaRef ds:uri="3d387290-89f0-4c2d-9716-64cf4ba45047"/>
   </ds:schemaRefs>
 </ds:datastoreItem>
 </file>
 
 <file path=customXml/itemProps5.xml><?xml version="1.0" encoding="utf-8"?>
-<ds:datastoreItem xmlns:ds="http://schemas.openxmlformats.org/officeDocument/2006/customXml" ds:itemID="{B1977F7D-205B-4081-913C-38D41E755F92}">
+<ds:datastoreItem xmlns:ds="http://schemas.openxmlformats.org/officeDocument/2006/customXml" ds:itemID="{ACB53C61-DDC5-4B45-A2AD-95ED4C3E7AF1}">
   <ds:schemaRefs>
-    <ds:schemaRef ds:uri="http://www.wps.cn/officeDocument/2013/wpsCustomData"/>
+    <ds:schemaRef ds:uri="http://schemas.microsoft.com/office/2006/metadata/contentType"/>
+    <ds:schemaRef ds:uri="http://schemas.microsoft.com/office/2006/metadata/properties/metaAttributes"/>
+    <ds:schemaRef ds:uri="268e1d54-3420-4cb2-af42-30ebf23f8644"/>
+    <ds:schemaRef ds:uri="3d387290-89f0-4c2d-9716-64cf4ba45047"/>
+    <ds:schemaRef ds:uri="http://www.w3.org/2001/XMLSchema"/>
   </ds:schemaRefs>
 </ds:datastoreItem>
 </file>

--- a/Sinh phiếu/Thanh toán/template_word/HTKT-04-TTCK.docx
+++ b/Sinh phiếu/Thanh toán/template_word/HTKT-04-TTCK.docx
@@ -1536,60 +1536,12 @@
           <w:szCs w:val="24"/>
         </w:rPr>
       </w:pPr>
-      <w:sdt>
-        <w:sdtPr>
-          <w:rPr>
-            <w:rFonts w:eastAsia="Times New Roman"/>
-          </w:rPr>
-          <w:id w:val="1843041843"/>
-          <w14:checkbox>
-            <w14:checked w14:val="1"/>
-            <w14:checkedState w14:val="2612" w14:font="MS Gothic"/>
-            <w14:uncheckedState w14:val="2610" w14:font="MS Gothic"/>
-          </w14:checkbox>
-        </w:sdtPr>
-        <w:sdtContent>
-          <w:r>
-            <w:rPr>
-              <w:rFonts w:ascii="MS Gothic" w:eastAsia="MS Gothic" w:hAnsi="MS Gothic" w:hint="eastAsia"/>
-            </w:rPr>
-            <w:t>☒</w:t>
-          </w:r>
-        </w:sdtContent>
-      </w:sdt>
-      <w:r>
-        <w:rPr>
-          <w:rFonts w:eastAsia="Times New Roman"/>
-        </w:rPr>
-        <w:t xml:space="preserve"> </w:t>
-      </w:r>
-      <w:proofErr w:type="spellStart"/>
-      <w:r>
-        <w:rPr>
-          <w:rFonts w:eastAsia="Times New Roman"/>
-        </w:rPr>
-        <w:t>Chuyển</w:t>
-      </w:r>
-      <w:proofErr w:type="spellEnd"/>
-      <w:r>
-        <w:rPr>
-          <w:rFonts w:eastAsia="Times New Roman"/>
-        </w:rPr>
-        <w:t> </w:t>
-      </w:r>
-      <w:proofErr w:type="spellStart"/>
-      <w:r>
-        <w:rPr>
-          <w:rFonts w:eastAsia="Times New Roman"/>
-        </w:rPr>
-        <w:t>khoản</w:t>
-      </w:r>
-      <w:proofErr w:type="spellEnd"/>
-      <w:r>
-        <w:rPr>
-          <w:rFonts w:eastAsia="Times New Roman"/>
-        </w:rPr>
-        <w:t xml:space="preserve">  </w:t>
+      <w:r>
+        <w:rPr>
+          <w:rFonts w:eastAsia="Times New Roman"/>
+          <w:szCs w:val="24"/>
+        </w:rPr>
+        <w:t xml:space="preserve">{transfer_checkbox} Chuyển khoản</w:t>
       </w:r>
     </w:p>
     <w:tbl>
@@ -2149,105 +2101,12 @@
           <w:szCs w:val="24"/>
         </w:rPr>
       </w:pPr>
-      <w:sdt>
-        <w:sdtPr>
-          <w:rPr>
-            <w:rFonts w:eastAsia="Times New Roman"/>
-          </w:rPr>
-          <w:id w:val="1868106928"/>
-          <w14:checkbox>
-            <w14:checked w14:val="0"/>
-            <w14:checkedState w14:val="2612" w14:font="MS Gothic"/>
-            <w14:uncheckedState w14:val="2610" w14:font="MS Gothic"/>
-          </w14:checkbox>
-        </w:sdtPr>
-        <w:sdtContent>
-          <w:r>
-            <w:rPr>
-              <w:rFonts w:ascii="MS Gothic" w:eastAsia="MS Gothic" w:hAnsi="MS Gothic" w:hint="eastAsia"/>
-            </w:rPr>
-            <w:t>☐</w:t>
-          </w:r>
-        </w:sdtContent>
-      </w:sdt>
-      <w:r>
-        <w:rPr>
-          <w:rFonts w:eastAsia="Times New Roman"/>
-        </w:rPr>
-        <w:t xml:space="preserve"> </w:t>
-      </w:r>
-      <w:proofErr w:type="spellStart"/>
       <w:r>
         <w:rPr>
           <w:rFonts w:eastAsia="Times New Roman"/>
           <w:b/>
         </w:rPr>
-        <w:t>Số</w:t>
-      </w:r>
-      <w:proofErr w:type="spellEnd"/>
-      <w:r>
-        <w:rPr>
-          <w:rFonts w:eastAsia="Times New Roman"/>
-          <w:b/>
-        </w:rPr>
-        <w:t xml:space="preserve"> </w:t>
-      </w:r>
-      <w:proofErr w:type="spellStart"/>
-      <w:r>
-        <w:rPr>
-          <w:rFonts w:eastAsia="Times New Roman"/>
-          <w:b/>
-        </w:rPr>
-        <w:t>tiền</w:t>
-      </w:r>
-      <w:proofErr w:type="spellEnd"/>
-      <w:r>
-        <w:rPr>
-          <w:rFonts w:eastAsia="Times New Roman"/>
-          <w:b/>
-        </w:rPr>
-        <w:t xml:space="preserve"> </w:t>
-      </w:r>
-      <w:proofErr w:type="spellStart"/>
-      <w:r>
-        <w:rPr>
-          <w:rFonts w:eastAsia="Times New Roman"/>
-          <w:b/>
-        </w:rPr>
-        <w:t>thanh</w:t>
-      </w:r>
-      <w:proofErr w:type="spellEnd"/>
-      <w:r>
-        <w:rPr>
-          <w:rFonts w:eastAsia="Times New Roman"/>
-          <w:b/>
-        </w:rPr>
-        <w:t xml:space="preserve"> </w:t>
-      </w:r>
-      <w:proofErr w:type="spellStart"/>
-      <w:r>
-        <w:rPr>
-          <w:rFonts w:eastAsia="Times New Roman"/>
-          <w:b/>
-        </w:rPr>
-        <w:t>toán</w:t>
-      </w:r>
-      <w:proofErr w:type="spellEnd"/>
-      <w:proofErr w:type="gramStart"/>
-      <w:r>
-        <w:rPr>
-          <w:rFonts w:eastAsia="Times New Roman"/>
-          <w:b/>
-        </w:rPr>
-        <w:t>:  {</w:t>
-      </w:r>
-      <w:proofErr w:type="gramEnd"/>
-      <w:r>
-        <w:rPr>
-          <w:rFonts w:eastAsia="Times New Roman"/>
-          <w:b/>
-        </w:rPr>
-        <w:t>amount}{cur}</w:t>
+        <w:t xml:space="preserve">{amount_checkbox} Số tiền thanh toán:  {amount} {cur}</w:t>
       </w:r>
     </w:p>
     <w:p>
@@ -2839,112 +2698,12 @@
           <w:szCs w:val="24"/>
         </w:rPr>
       </w:pPr>
-      <w:sdt>
-        <w:sdtPr>
-          <w:rPr>
-            <w:rFonts w:eastAsia="Times New Roman"/>
-          </w:rPr>
-          <w:id w:val="-1444305232"/>
-          <w14:checkbox>
-            <w14:checked w14:val="0"/>
-            <w14:checkedState w14:val="2612" w14:font="MS Gothic"/>
-            <w14:uncheckedState w14:val="2610" w14:font="MS Gothic"/>
-          </w14:checkbox>
-        </w:sdtPr>
-        <w:sdtContent>
-          <w:r>
-            <w:rPr>
-              <w:rFonts w:ascii="MS Gothic" w:eastAsia="MS Gothic" w:hAnsi="MS Gothic" w:hint="eastAsia"/>
-            </w:rPr>
-            <w:t>☐</w:t>
-          </w:r>
-        </w:sdtContent>
-      </w:sdt>
-      <w:r>
-        <w:rPr>
-          <w:rFonts w:eastAsia="Times New Roman"/>
-        </w:rPr>
-        <w:t xml:space="preserve"> </w:t>
-      </w:r>
-      <w:proofErr w:type="spellStart"/>
       <w:r>
         <w:rPr>
           <w:rFonts w:eastAsia="Times New Roman"/>
           <w:b/>
         </w:rPr>
-        <w:t>Số</w:t>
-      </w:r>
-      <w:proofErr w:type="spellEnd"/>
-      <w:r>
-        <w:rPr>
-          <w:rFonts w:eastAsia="Times New Roman"/>
-          <w:b/>
-        </w:rPr>
-        <w:t xml:space="preserve"> </w:t>
-      </w:r>
-      <w:proofErr w:type="spellStart"/>
-      <w:r>
-        <w:rPr>
-          <w:rFonts w:eastAsia="Times New Roman"/>
-          <w:b/>
-        </w:rPr>
-        <w:t>tiền</w:t>
-      </w:r>
-      <w:proofErr w:type="spellEnd"/>
-      <w:r>
-        <w:rPr>
-          <w:rFonts w:eastAsia="Times New Roman"/>
-          <w:b/>
-        </w:rPr>
-        <w:t xml:space="preserve"> </w:t>
-      </w:r>
-      <w:proofErr w:type="spellStart"/>
-      <w:r>
-        <w:rPr>
-          <w:rFonts w:eastAsia="Times New Roman"/>
-          <w:b/>
-        </w:rPr>
-        <w:t>hoàn</w:t>
-      </w:r>
-      <w:proofErr w:type="spellEnd"/>
-      <w:r>
-        <w:rPr>
-          <w:rFonts w:eastAsia="Times New Roman"/>
-          <w:b/>
-        </w:rPr>
-        <w:t xml:space="preserve"> </w:t>
-      </w:r>
-      <w:proofErr w:type="spellStart"/>
-      <w:r>
-        <w:rPr>
-          <w:rFonts w:eastAsia="Times New Roman"/>
-          <w:b/>
-        </w:rPr>
-        <w:t>tạm</w:t>
-      </w:r>
-      <w:proofErr w:type="spellEnd"/>
-      <w:r>
-        <w:rPr>
-          <w:rFonts w:eastAsia="Times New Roman"/>
-          <w:b/>
-        </w:rPr>
-        <w:t xml:space="preserve"> ứng phải nộp</w:t>
-      </w:r>
-      <w:proofErr w:type="gramStart"/>
-      <w:r>
-        <w:rPr>
-          <w:rFonts w:eastAsia="Times New Roman"/>
-          <w:b/>
-        </w:rPr>
-        <w:t>:  {</w:t>
-      </w:r>
-      <w:proofErr w:type="gramEnd"/>
-      <w:r>
-        <w:rPr>
-          <w:rFonts w:eastAsia="Times New Roman"/>
-          <w:b/>
-        </w:rPr>
-        <w:t>ref_amt}</w:t>
+        <w:t xml:space="preserve">{ref_amt_checkbox} Số tiền hoàn tạm ứng phải nộp:  {ref_amt}</w:t>
       </w:r>
     </w:p>
     <w:p>
@@ -3026,74 +2785,13 @@
             <w:pPr>
               <w:spacing w:before="60" w:after="60"/>
             </w:pPr>
-            <w:sdt>
-              <w:sdtPr>
-                <w:rPr>
-                  <w:rFonts w:eastAsia="Times New Roman"/>
-                </w:rPr>
-                <w:id w:val="-1380774176"/>
-                <w14:checkbox>
-                  <w14:checked w14:val="1"/>
-                  <w14:checkedState w14:val="2612" w14:font="MS Gothic"/>
-                  <w14:uncheckedState w14:val="2610" w14:font="MS Gothic"/>
-                </w14:checkbox>
-              </w:sdtPr>
-              <w:sdtContent>
-                <w:r>
-                  <w:rPr>
-                    <w:rFonts w:ascii="MS Gothic" w:eastAsia="MS Gothic" w:hAnsi="MS Gothic" w:hint="eastAsia"/>
-                  </w:rPr>
-                  <w:t>☒</w:t>
-                </w:r>
-              </w:sdtContent>
-            </w:sdt>
-            <w:r>
-              <w:rPr>
-                <w:rFonts w:eastAsia="Times New Roman"/>
-              </w:rPr>
-              <w:t xml:space="preserve"> </w:t>
-            </w:r>
-            <w:proofErr w:type="spellStart"/>
-            <w:r>
-              <w:rPr>
-                <w:rFonts w:eastAsia="Times New Roman"/>
-                <w:szCs w:val="24"/>
-              </w:rPr>
-              <w:t>Nộp</w:t>
-            </w:r>
-            <w:proofErr w:type="spellEnd"/>
-            <w:r>
-              <w:rPr>
-                <w:rFonts w:eastAsia="Times New Roman"/>
-                <w:szCs w:val="24"/>
-              </w:rPr>
-              <w:t> </w:t>
-            </w:r>
-            <w:proofErr w:type="spellStart"/>
-            <w:r>
-              <w:rPr>
-                <w:rFonts w:eastAsia="Times New Roman"/>
-                <w:szCs w:val="24"/>
-              </w:rPr>
-              <w:t>chuyển</w:t>
-            </w:r>
-            <w:proofErr w:type="spellEnd"/>
-            <w:r>
-              <w:rPr>
-                <w:rFonts w:eastAsia="Times New Roman"/>
-                <w:szCs w:val="24"/>
-              </w:rPr>
-              <w:t> </w:t>
-            </w:r>
-            <w:proofErr w:type="spellStart"/>
-            <w:r>
-              <w:rPr>
-                <w:rFonts w:eastAsia="Times New Roman"/>
-                <w:szCs w:val="24"/>
-              </w:rPr>
-              <w:t>khoản</w:t>
-            </w:r>
-            <w:proofErr w:type="spellEnd"/>
+            <w:r>
+              <w:rPr>
+                <w:rFonts w:eastAsia="Times New Roman"/>
+                <w:szCs w:val="24"/>
+              </w:rPr>
+              <w:t xml:space="preserve">{transfer_checkbox} Nộp chuyển khoản</w:t>
+            </w:r>
           </w:p>
         </w:tc>
       </w:tr>

--- a/Sinh phiếu/Thanh toán/template_word/HTKT-04-TTCK.docx
+++ b/Sinh phiếu/Thanh toán/template_word/HTKT-04-TTCK.docx
@@ -993,12 +993,15 @@
               <w:rPr>
                 <w:rFonts w:asciiTheme="majorHAnsi" w:eastAsia="Times New Roman" w:hAnsiTheme="majorHAnsi" w:cstheme="majorHAnsi"/>
                 <w:b/>
-                <w:szCs w:val="24"/>
-              </w:rPr>
-            </w:pPr>
-            <w:r>
-              <w:rPr>
-                <w:rFonts w:eastAsia="Times New Roman"/>
+                <w:bCs/>
+                <w:szCs w:val="24"/>
+              </w:rPr>
+            </w:pPr>
+            <w:r>
+              <w:rPr>
+                <w:rFonts w:eastAsia="Times New Roman"/>
+                <w:b/>
+                <w:bCs/>
               </w:rPr>
               <w:t>Cộng</w:t>
             </w:r>
@@ -1541,7 +1544,7 @@
           <w:rFonts w:eastAsia="Times New Roman"/>
           <w:szCs w:val="24"/>
         </w:rPr>
-        <w:t xml:space="preserve">{transfer_checkbox} Chuyển khoản</w:t>
+        <w:t>{transfer_checkbox} Chuyển khoản</w:t>
       </w:r>
     </w:p>
     <w:tbl>
@@ -1927,7 +1930,7 @@
                 <w:tab w:val="right" w:leader="dot" w:pos="9355"/>
               </w:tabs>
               <w:spacing w:after="0"/>
-              <w:jc w:val="center"/>
+              <w:jc w:val="both"/>
               <w:rPr>
                 <w:rFonts w:asciiTheme="majorHAnsi" w:eastAsia="Times New Roman" w:hAnsiTheme="majorHAnsi" w:cstheme="majorHAnsi"/>
                 <w:szCs w:val="24"/>
@@ -2008,6 +2011,8 @@
             <w:r>
               <w:rPr>
                 <w:rFonts w:eastAsia="Times New Roman"/>
+                <w:b/>
+                <w:bCs/>
               </w:rPr>
               <w:lastRenderedPageBreak/>
               <w:t>Cộng</w:t>
@@ -2106,7 +2111,7 @@
           <w:rFonts w:eastAsia="Times New Roman"/>
           <w:b/>
         </w:rPr>
-        <w:t xml:space="preserve">{amount_checkbox} Số tiền thanh toán:  {amount} {cur}</w:t>
+        <w:t>{amount_checkbox} Số tiền thanh toán:  {amount} {cur}</w:t>
       </w:r>
     </w:p>
     <w:p>
@@ -2129,9 +2134,15 @@
           <w:bCs/>
           <w:i/>
         </w:rPr>
-        <w:t>Số tiền bằng chữ</w:t>
-      </w:r>
-      <w:proofErr w:type="gramStart"/>
+        <w:t>Số tiền bằng chữ:</w:t>
+      </w:r>
+      <w:r>
+        <w:rPr>
+          <w:rFonts w:eastAsia="Times New Roman"/>
+          <w:i/>
+        </w:rPr>
+        <w:t xml:space="preserve">  </w:t>
+      </w:r>
       <w:r>
         <w:rPr>
           <w:rFonts w:eastAsia="Times New Roman"/>
@@ -2139,33 +2150,7 @@
           <w:bCs/>
           <w:i/>
         </w:rPr>
-        <w:t>:</w:t>
-      </w:r>
-      <w:r>
-        <w:rPr>
-          <w:rFonts w:eastAsia="Times New Roman"/>
-          <w:i/>
-        </w:rPr>
-        <w:t xml:space="preserve">  </w:t>
-      </w:r>
-      <w:r>
-        <w:rPr>
-          <w:rFonts w:eastAsia="Times New Roman"/>
-          <w:b/>
-          <w:bCs/>
-          <w:i/>
-        </w:rPr>
-        <w:t>{</w:t>
-      </w:r>
-      <w:proofErr w:type="gramEnd"/>
-      <w:r>
-        <w:rPr>
-          <w:rFonts w:eastAsia="Times New Roman"/>
-          <w:b/>
-          <w:bCs/>
-          <w:i/>
-        </w:rPr>
-        <w:t>words}</w:t>
+        <w:t>{words}</w:t>
       </w:r>
     </w:p>
     <w:tbl>
@@ -2527,7 +2512,7 @@
           </w:tcPr>
           <w:p>
             <w:pPr>
-              <w:jc w:val="center"/>
+              <w:jc w:val="both"/>
               <w:rPr>
                 <w:szCs w:val="24"/>
               </w:rPr>
@@ -2618,12 +2603,15 @@
               <w:jc w:val="center"/>
               <w:rPr>
                 <w:b/>
-                <w:szCs w:val="24"/>
-              </w:rPr>
-            </w:pPr>
-            <w:r>
-              <w:rPr>
-                <w:rFonts w:eastAsia="Times New Roman"/>
+                <w:bCs/>
+                <w:szCs w:val="24"/>
+              </w:rPr>
+            </w:pPr>
+            <w:r>
+              <w:rPr>
+                <w:rFonts w:eastAsia="Times New Roman"/>
+                <w:b/>
+                <w:bCs/>
               </w:rPr>
               <w:t>Cộng</w:t>
             </w:r>
@@ -2703,7 +2691,7 @@
           <w:rFonts w:eastAsia="Times New Roman"/>
           <w:b/>
         </w:rPr>
-        <w:t xml:space="preserve">{ref_amt_checkbox} Số tiền hoàn tạm ứng phải nộp:  {ref_amt}</w:t>
+        <w:t>{ref_amt_checkbox} Số tiền hoàn tạm ứng phải nộp:  {ref_amt}</w:t>
       </w:r>
     </w:p>
     <w:p>
@@ -2790,7 +2778,7 @@
                 <w:rFonts w:eastAsia="Times New Roman"/>
                 <w:szCs w:val="24"/>
               </w:rPr>
-              <w:t xml:space="preserve">{transfer_checkbox} Nộp chuyển khoản</w:t>
+              <w:t>{transfer_checkbox} Nộp chuyển khoản</w:t>
             </w:r>
           </w:p>
         </w:tc>

--- a/Sinh phiếu/Thanh toán/template_word/HTKT-04-TTCK.docx
+++ b/Sinh phiếu/Thanh toán/template_word/HTKT-04-TTCK.docx
@@ -2778,7 +2778,7 @@
                 <w:rFonts w:eastAsia="Times New Roman"/>
                 <w:szCs w:val="24"/>
               </w:rPr>
-              <w:t>{transfer_checkbox} Nộp chuyển khoản</w:t>
+              <w:t>{#refund_info}{transfer_checkbox} Nộp chuyển khoản</w:t>
             </w:r>
           </w:p>
         </w:tc>
@@ -2841,7 +2841,7 @@
                 <w:rFonts w:eastAsia="Times New Roman"/>
                 <w:szCs w:val="24"/>
               </w:rPr>
-              <w:t>Tại Ngân hàng: {ref_bank}</w:t>
+              <w:t>Tại Ngân hàng: {ref_bank}{/refund_info}</w:t>
             </w:r>
           </w:p>
         </w:tc>

--- a/Sinh phiếu/Thanh toán/template_word/HTKT-04-TTCK.docx
+++ b/Sinh phiếu/Thanh toán/template_word/HTKT-04-TTCK.docx
@@ -184,7 +184,21 @@
         <w:rPr>
           <w:rFonts w:eastAsia="Times New Roman"/>
         </w:rPr>
-        <w:t>Mã giao dịch : {id}</w:t>
+        <w:t xml:space="preserve">Mã giao </w:t>
+      </w:r>
+      <w:proofErr w:type="gramStart"/>
+      <w:r>
+        <w:rPr>
+          <w:rFonts w:eastAsia="Times New Roman"/>
+        </w:rPr>
+        <w:t>dịch :</w:t>
+      </w:r>
+      <w:proofErr w:type="gramEnd"/>
+      <w:r>
+        <w:rPr>
+          <w:rFonts w:eastAsia="Times New Roman"/>
+        </w:rPr>
+        <w:t xml:space="preserve"> {id}</w:t>
       </w:r>
     </w:p>
     <w:p>
@@ -243,7 +257,23 @@
           <w:rFonts w:eastAsia="Times New Roman"/>
           <w:b/>
         </w:rPr>
-        <w:t>Họ tên người đề nghị:  {user}</w:t>
+        <w:t>Họ tên người đề nghị</w:t>
+      </w:r>
+      <w:proofErr w:type="gramStart"/>
+      <w:r>
+        <w:rPr>
+          <w:rFonts w:eastAsia="Times New Roman"/>
+          <w:b/>
+        </w:rPr>
+        <w:t>:  {</w:t>
+      </w:r>
+      <w:proofErr w:type="gramEnd"/>
+      <w:r>
+        <w:rPr>
+          <w:rFonts w:eastAsia="Times New Roman"/>
+          <w:b/>
+        </w:rPr>
+        <w:t>user}</w:t>
       </w:r>
     </w:p>
     <w:p>
@@ -264,7 +294,23 @@
           <w:rFonts w:eastAsia="Times New Roman"/>
           <w:b/>
         </w:rPr>
-        <w:t>Phòng/ban:  {dept}</w:t>
+        <w:t>Phòng/ban</w:t>
+      </w:r>
+      <w:proofErr w:type="gramStart"/>
+      <w:r>
+        <w:rPr>
+          <w:rFonts w:eastAsia="Times New Roman"/>
+          <w:b/>
+        </w:rPr>
+        <w:t>:  {</w:t>
+      </w:r>
+      <w:proofErr w:type="gramEnd"/>
+      <w:r>
+        <w:rPr>
+          <w:rFonts w:eastAsia="Times New Roman"/>
+          <w:b/>
+        </w:rPr>
+        <w:t>dept}</w:t>
       </w:r>
     </w:p>
     <w:p>
@@ -284,7 +330,23 @@
           <w:rFonts w:eastAsia="Times New Roman"/>
           <w:b/>
         </w:rPr>
-        <w:t>Nội dung :  {des}</w:t>
+        <w:t xml:space="preserve">Nội </w:t>
+      </w:r>
+      <w:proofErr w:type="gramStart"/>
+      <w:r>
+        <w:rPr>
+          <w:rFonts w:eastAsia="Times New Roman"/>
+          <w:b/>
+        </w:rPr>
+        <w:t>dung :</w:t>
+      </w:r>
+      <w:proofErr w:type="gramEnd"/>
+      <w:r>
+        <w:rPr>
+          <w:rFonts w:eastAsia="Times New Roman"/>
+          <w:b/>
+        </w:rPr>
+        <w:t xml:space="preserve">  {des}</w:t>
       </w:r>
     </w:p>
     <w:p>
@@ -304,7 +366,23 @@
           <w:rFonts w:eastAsia="Times New Roman"/>
           <w:b/>
         </w:rPr>
-        <w:t>Số tiền đề nghị thanh toán :  {amount} {cur}</w:t>
+        <w:t xml:space="preserve">Số tiền đề nghị thanh </w:t>
+      </w:r>
+      <w:proofErr w:type="gramStart"/>
+      <w:r>
+        <w:rPr>
+          <w:rFonts w:eastAsia="Times New Roman"/>
+          <w:b/>
+        </w:rPr>
+        <w:t>toán :</w:t>
+      </w:r>
+      <w:proofErr w:type="gramEnd"/>
+      <w:r>
+        <w:rPr>
+          <w:rFonts w:eastAsia="Times New Roman"/>
+          <w:b/>
+        </w:rPr>
+        <w:t xml:space="preserve">  {amount} {cur}</w:t>
       </w:r>
     </w:p>
     <w:p>
@@ -797,7 +875,21 @@
               <w:rPr>
                 <w:rFonts w:eastAsia="Times New Roman"/>
               </w:rPr>
-              <w:t>{#vendors}{stt}</w:t>
+              <w:t>{#</w:t>
+            </w:r>
+            <w:proofErr w:type="gramStart"/>
+            <w:r>
+              <w:rPr>
+                <w:rFonts w:eastAsia="Times New Roman"/>
+              </w:rPr>
+              <w:t>vendors}{</w:t>
+            </w:r>
+            <w:proofErr w:type="gramEnd"/>
+            <w:r>
+              <w:rPr>
+                <w:rFonts w:eastAsia="Times New Roman"/>
+              </w:rPr>
+              <w:t>stt}</w:t>
             </w:r>
           </w:p>
         </w:tc>
@@ -956,11 +1048,19 @@
                 <w:szCs w:val="24"/>
               </w:rPr>
             </w:pPr>
-            <w:r>
-              <w:rPr>
-                <w:rFonts w:eastAsia="Times New Roman"/>
-              </w:rPr>
-              <w:t>{note}{/vendors}</w:t>
+            <w:proofErr w:type="gramStart"/>
+            <w:r>
+              <w:rPr>
+                <w:rFonts w:eastAsia="Times New Roman"/>
+              </w:rPr>
+              <w:t>{note}{/</w:t>
+            </w:r>
+            <w:proofErr w:type="gramEnd"/>
+            <w:r>
+              <w:rPr>
+                <w:rFonts w:eastAsia="Times New Roman"/>
+              </w:rPr>
+              <w:t>vendors}</w:t>
             </w:r>
           </w:p>
         </w:tc>
@@ -1166,7 +1266,21 @@
         <w:rPr>
           <w:rFonts w:eastAsia="Times New Roman"/>
         </w:rPr>
-        <w:t>Số tiền đề nghị hoàn tạm ứng:  {refund} {cur}</w:t>
+        <w:t>Số tiền đề nghị hoàn tạm ứng</w:t>
+      </w:r>
+      <w:proofErr w:type="gramStart"/>
+      <w:r>
+        <w:rPr>
+          <w:rFonts w:eastAsia="Times New Roman"/>
+        </w:rPr>
+        <w:t>:  {</w:t>
+      </w:r>
+      <w:proofErr w:type="gramEnd"/>
+      <w:r>
+        <w:rPr>
+          <w:rFonts w:eastAsia="Times New Roman"/>
+        </w:rPr>
+        <w:t>refund} {cur}</w:t>
       </w:r>
     </w:p>
     <w:p>
@@ -1206,311 +1320,89 @@
           <w:rFonts w:eastAsia="Times New Roman"/>
           <w:b/>
         </w:rPr>
-        <w:t xml:space="preserve">Các nghĩa vụ thanh toán khác: </w:t>
-      </w:r>
-      <w:r>
-        <w:rPr>
-          <w:rFonts w:eastAsia="Times New Roman"/>
-          <w:i/>
-        </w:rPr>
-        <w:t>[Ghi các nghĩa vụ thanh toán khác như thuế nhà thầu, thuế TNCN, phí chuyển tiền ..... Nếu không có thỏa thuận cụ thể, mặc định NHCT khấu trừ thuế nhà thầu, thuế TNCN vào số tiền thanh toán và NHCT chiu phi chuyển tiền…]</w:t>
+        <w:t xml:space="preserve">Các </w:t>
+      </w:r>
+      <w:proofErr w:type="spellStart"/>
+      <w:r>
+        <w:rPr>
+          <w:rFonts w:eastAsia="Times New Roman"/>
+          <w:b/>
+        </w:rPr>
+        <w:t>nghĩa</w:t>
+      </w:r>
+      <w:proofErr w:type="spellEnd"/>
+      <w:r>
+        <w:rPr>
+          <w:rFonts w:eastAsia="Times New Roman"/>
+          <w:b/>
+        </w:rPr>
+        <w:t xml:space="preserve"> </w:t>
+      </w:r>
+      <w:proofErr w:type="spellStart"/>
+      <w:r>
+        <w:rPr>
+          <w:rFonts w:eastAsia="Times New Roman"/>
+          <w:b/>
+        </w:rPr>
+        <w:t>vụ</w:t>
+      </w:r>
+      <w:proofErr w:type="spellEnd"/>
+      <w:r>
+        <w:rPr>
+          <w:rFonts w:eastAsia="Times New Roman"/>
+          <w:b/>
+        </w:rPr>
+        <w:t xml:space="preserve"> </w:t>
+      </w:r>
+      <w:proofErr w:type="spellStart"/>
+      <w:r>
+        <w:rPr>
+          <w:rFonts w:eastAsia="Times New Roman"/>
+          <w:b/>
+        </w:rPr>
+        <w:t>thanh</w:t>
+      </w:r>
+      <w:proofErr w:type="spellEnd"/>
+      <w:r>
+        <w:rPr>
+          <w:rFonts w:eastAsia="Times New Roman"/>
+          <w:b/>
+        </w:rPr>
+        <w:t xml:space="preserve"> </w:t>
+      </w:r>
+      <w:proofErr w:type="spellStart"/>
+      <w:r>
+        <w:rPr>
+          <w:rFonts w:eastAsia="Times New Roman"/>
+          <w:b/>
+        </w:rPr>
+        <w:t>toán</w:t>
+      </w:r>
+      <w:proofErr w:type="spellEnd"/>
+      <w:r>
+        <w:rPr>
+          <w:rFonts w:eastAsia="Times New Roman"/>
+          <w:b/>
+        </w:rPr>
+        <w:t xml:space="preserve"> </w:t>
+      </w:r>
+      <w:proofErr w:type="spellStart"/>
+      <w:r>
+        <w:rPr>
+          <w:rFonts w:eastAsia="Times New Roman"/>
+          <w:b/>
+        </w:rPr>
+        <w:t>khác</w:t>
+      </w:r>
+      <w:proofErr w:type="spellEnd"/>
+      <w:r>
+        <w:rPr>
+          <w:rFonts w:eastAsia="Times New Roman"/>
+          <w:b/>
+        </w:rPr>
+        <w:t>:</w:t>
       </w:r>
     </w:p>
-    <w:tbl>
-      <w:tblPr>
-        <w:tblStyle w:val="TableGrid"/>
-        <w:tblW w:w="10715" w:type="dxa"/>
-        <w:jc w:val="center"/>
-        <w:tblLayout w:type="fixed"/>
-        <w:tblLook w:val="04A0" w:firstRow="1" w:lastRow="0" w:firstColumn="1" w:lastColumn="0" w:noHBand="0" w:noVBand="1"/>
-      </w:tblPr>
-      <w:tblGrid>
-        <w:gridCol w:w="800"/>
-        <w:gridCol w:w="4800"/>
-        <w:gridCol w:w="2550"/>
-        <w:gridCol w:w="2565"/>
-      </w:tblGrid>
-      <w:tr>
-        <w:trPr>
-          <w:trHeight w:val="779"/>
-          <w:jc w:val="center"/>
-        </w:trPr>
-        <w:tc>
-          <w:tcPr>
-            <w:tcW w:w="800" w:type="dxa"/>
-            <w:tcBorders>
-              <w:top w:val="single" w:sz="4" w:space="0" w:color="auto"/>
-              <w:left w:val="single" w:sz="4" w:space="0" w:color="auto"/>
-              <w:bottom w:val="single" w:sz="4" w:space="0" w:color="auto"/>
-              <w:right w:val="single" w:sz="4" w:space="0" w:color="auto"/>
-            </w:tcBorders>
-            <w:noWrap/>
-            <w:vAlign w:val="center"/>
-          </w:tcPr>
-          <w:p>
-            <w:pPr>
-              <w:tabs>
-                <w:tab w:val="right" w:leader="dot" w:pos="9355"/>
-              </w:tabs>
-              <w:spacing w:after="0" w:line="264" w:lineRule="auto"/>
-              <w:jc w:val="center"/>
-              <w:rPr>
-                <w:rFonts w:asciiTheme="majorHAnsi" w:eastAsia="Times New Roman" w:hAnsiTheme="majorHAnsi" w:cstheme="majorHAnsi"/>
-                <w:b/>
-                <w:szCs w:val="24"/>
-              </w:rPr>
-            </w:pPr>
-            <w:r>
-              <w:rPr>
-                <w:rFonts w:eastAsia="Times New Roman"/>
-                <w:b/>
-              </w:rPr>
-              <w:t>STT</w:t>
-            </w:r>
-          </w:p>
-        </w:tc>
-        <w:tc>
-          <w:tcPr>
-            <w:tcW w:w="4800" w:type="dxa"/>
-            <w:tcBorders>
-              <w:top w:val="single" w:sz="4" w:space="0" w:color="auto"/>
-              <w:left w:val="single" w:sz="4" w:space="0" w:color="auto"/>
-              <w:bottom w:val="single" w:sz="4" w:space="0" w:color="auto"/>
-              <w:right w:val="single" w:sz="4" w:space="0" w:color="auto"/>
-            </w:tcBorders>
-            <w:noWrap/>
-            <w:vAlign w:val="center"/>
-          </w:tcPr>
-          <w:p>
-            <w:pPr>
-              <w:tabs>
-                <w:tab w:val="right" w:leader="dot" w:pos="9355"/>
-              </w:tabs>
-              <w:spacing w:after="0" w:line="264" w:lineRule="auto"/>
-              <w:jc w:val="center"/>
-              <w:rPr>
-                <w:rFonts w:asciiTheme="majorHAnsi" w:eastAsia="Times New Roman" w:hAnsiTheme="majorHAnsi" w:cstheme="majorHAnsi"/>
-                <w:b/>
-                <w:szCs w:val="24"/>
-              </w:rPr>
-            </w:pPr>
-            <w:r>
-              <w:rPr>
-                <w:rFonts w:eastAsia="Times New Roman"/>
-                <w:b/>
-              </w:rPr>
-              <w:t>Nội dung chi tiết</w:t>
-            </w:r>
-          </w:p>
-        </w:tc>
-        <w:tc>
-          <w:tcPr>
-            <w:tcW w:w="2550" w:type="dxa"/>
-            <w:tcBorders>
-              <w:top w:val="single" w:sz="4" w:space="0" w:color="auto"/>
-              <w:left w:val="single" w:sz="4" w:space="0" w:color="auto"/>
-              <w:bottom w:val="single" w:sz="4" w:space="0" w:color="auto"/>
-              <w:right w:val="single" w:sz="4" w:space="0" w:color="auto"/>
-            </w:tcBorders>
-            <w:noWrap/>
-            <w:vAlign w:val="center"/>
-          </w:tcPr>
-          <w:p>
-            <w:pPr>
-              <w:tabs>
-                <w:tab w:val="right" w:leader="dot" w:pos="9355"/>
-              </w:tabs>
-              <w:spacing w:after="0" w:line="264" w:lineRule="auto"/>
-              <w:jc w:val="center"/>
-              <w:rPr>
-                <w:rFonts w:asciiTheme="majorHAnsi" w:eastAsia="Times New Roman" w:hAnsiTheme="majorHAnsi" w:cstheme="majorHAnsi"/>
-                <w:b/>
-                <w:szCs w:val="24"/>
-              </w:rPr>
-            </w:pPr>
-            <w:r>
-              <w:rPr>
-                <w:rFonts w:eastAsia="Times New Roman"/>
-                <w:b/>
-              </w:rPr>
-              <w:t>Số tiền</w:t>
-            </w:r>
-          </w:p>
-        </w:tc>
-        <w:tc>
-          <w:tcPr>
-            <w:tcW w:w="2565" w:type="dxa"/>
-            <w:tcBorders>
-              <w:top w:val="single" w:sz="4" w:space="0" w:color="auto"/>
-              <w:left w:val="single" w:sz="4" w:space="0" w:color="auto"/>
-              <w:bottom w:val="single" w:sz="4" w:space="0" w:color="auto"/>
-              <w:right w:val="single" w:sz="4" w:space="0" w:color="auto"/>
-            </w:tcBorders>
-            <w:noWrap/>
-            <w:vAlign w:val="center"/>
-          </w:tcPr>
-          <w:p>
-            <w:pPr>
-              <w:tabs>
-                <w:tab w:val="right" w:leader="dot" w:pos="9355"/>
-              </w:tabs>
-              <w:spacing w:after="0" w:line="264" w:lineRule="auto"/>
-              <w:jc w:val="center"/>
-              <w:rPr>
-                <w:rFonts w:asciiTheme="majorHAnsi" w:eastAsia="Times New Roman" w:hAnsiTheme="majorHAnsi" w:cstheme="majorHAnsi"/>
-                <w:b/>
-                <w:szCs w:val="24"/>
-              </w:rPr>
-            </w:pPr>
-            <w:r>
-              <w:rPr>
-                <w:rFonts w:eastAsia="Times New Roman"/>
-                <w:b/>
-              </w:rPr>
-              <w:t>Ghi chú</w:t>
-            </w:r>
-          </w:p>
-        </w:tc>
-      </w:tr>
-      <w:tr>
-        <w:trPr>
-          <w:trHeight w:val="758"/>
-          <w:jc w:val="center"/>
-        </w:trPr>
-        <w:tc>
-          <w:tcPr>
-            <w:tcW w:w="800" w:type="dxa"/>
-            <w:tcBorders>
-              <w:top w:val="single" w:sz="4" w:space="0" w:color="auto"/>
-              <w:left w:val="single" w:sz="4" w:space="0" w:color="auto"/>
-              <w:bottom w:val="single" w:sz="4" w:space="0" w:color="auto"/>
-              <w:right w:val="single" w:sz="4" w:space="0" w:color="auto"/>
-            </w:tcBorders>
-            <w:noWrap/>
-            <w:vAlign w:val="center"/>
-          </w:tcPr>
-          <w:p>
-            <w:pPr>
-              <w:tabs>
-                <w:tab w:val="right" w:leader="dot" w:pos="9355"/>
-              </w:tabs>
-              <w:spacing w:after="0" w:line="264" w:lineRule="auto"/>
-              <w:jc w:val="center"/>
-              <w:rPr>
-                <w:rFonts w:asciiTheme="majorHAnsi" w:eastAsia="Times New Roman" w:hAnsiTheme="majorHAnsi" w:cstheme="majorHAnsi"/>
-                <w:b/>
-                <w:szCs w:val="24"/>
-              </w:rPr>
-            </w:pPr>
-            <w:r>
-              <w:rPr>
-                <w:rFonts w:eastAsia="Times New Roman"/>
-              </w:rPr>
-              <w:t>{#supp}{stt}</w:t>
-            </w:r>
-          </w:p>
-        </w:tc>
-        <w:tc>
-          <w:tcPr>
-            <w:tcW w:w="4800" w:type="dxa"/>
-            <w:tcBorders>
-              <w:top w:val="single" w:sz="4" w:space="0" w:color="auto"/>
-              <w:left w:val="single" w:sz="4" w:space="0" w:color="auto"/>
-              <w:bottom w:val="single" w:sz="4" w:space="0" w:color="auto"/>
-              <w:right w:val="single" w:sz="4" w:space="0" w:color="auto"/>
-            </w:tcBorders>
-            <w:noWrap/>
-            <w:vAlign w:val="center"/>
-          </w:tcPr>
-          <w:p>
-            <w:pPr>
-              <w:tabs>
-                <w:tab w:val="right" w:leader="dot" w:pos="9355"/>
-              </w:tabs>
-              <w:spacing w:after="0" w:line="264" w:lineRule="auto"/>
-              <w:jc w:val="center"/>
-              <w:rPr>
-                <w:rFonts w:asciiTheme="majorHAnsi" w:eastAsia="Times New Roman" w:hAnsiTheme="majorHAnsi" w:cstheme="majorHAnsi"/>
-                <w:b/>
-                <w:szCs w:val="24"/>
-              </w:rPr>
-            </w:pPr>
-            <w:r>
-              <w:rPr>
-                <w:rFonts w:eastAsia="Times New Roman"/>
-              </w:rPr>
-              <w:t>{des}</w:t>
-            </w:r>
-          </w:p>
-        </w:tc>
-        <w:tc>
-          <w:tcPr>
-            <w:tcW w:w="2550" w:type="dxa"/>
-            <w:tcBorders>
-              <w:top w:val="single" w:sz="4" w:space="0" w:color="auto"/>
-              <w:left w:val="single" w:sz="4" w:space="0" w:color="auto"/>
-              <w:bottom w:val="single" w:sz="4" w:space="0" w:color="auto"/>
-              <w:right w:val="single" w:sz="4" w:space="0" w:color="auto"/>
-            </w:tcBorders>
-            <w:noWrap/>
-            <w:vAlign w:val="center"/>
-          </w:tcPr>
-          <w:p>
-            <w:pPr>
-              <w:tabs>
-                <w:tab w:val="right" w:leader="dot" w:pos="9355"/>
-              </w:tabs>
-              <w:spacing w:after="0" w:line="264" w:lineRule="auto"/>
-              <w:jc w:val="center"/>
-              <w:rPr>
-                <w:rFonts w:asciiTheme="majorHAnsi" w:eastAsia="Times New Roman" w:hAnsiTheme="majorHAnsi" w:cstheme="majorHAnsi"/>
-                <w:b/>
-                <w:szCs w:val="24"/>
-              </w:rPr>
-            </w:pPr>
-            <w:r>
-              <w:rPr>
-                <w:rFonts w:eastAsia="Times New Roman"/>
-              </w:rPr>
-              <w:t>{amount}</w:t>
-            </w:r>
-          </w:p>
-        </w:tc>
-        <w:tc>
-          <w:tcPr>
-            <w:tcW w:w="2565" w:type="dxa"/>
-            <w:tcBorders>
-              <w:top w:val="single" w:sz="4" w:space="0" w:color="auto"/>
-              <w:left w:val="single" w:sz="4" w:space="0" w:color="auto"/>
-              <w:bottom w:val="single" w:sz="4" w:space="0" w:color="auto"/>
-              <w:right w:val="single" w:sz="4" w:space="0" w:color="auto"/>
-            </w:tcBorders>
-            <w:noWrap/>
-            <w:vAlign w:val="center"/>
-          </w:tcPr>
-          <w:p>
-            <w:pPr>
-              <w:tabs>
-                <w:tab w:val="right" w:leader="dot" w:pos="9355"/>
-              </w:tabs>
-              <w:spacing w:after="0" w:line="264" w:lineRule="auto"/>
-              <w:jc w:val="center"/>
-              <w:rPr>
-                <w:rFonts w:asciiTheme="majorHAnsi" w:eastAsia="Times New Roman" w:hAnsiTheme="majorHAnsi" w:cstheme="majorHAnsi"/>
-                <w:bCs/>
-                <w:szCs w:val="24"/>
-              </w:rPr>
-            </w:pPr>
-            <w:r>
-              <w:rPr>
-                <w:rFonts w:eastAsia="Times New Roman"/>
-              </w:rPr>
-              <w:t>{note}{/supp}</w:t>
-            </w:r>
-          </w:p>
-        </w:tc>
-      </w:tr>
-    </w:tbl>
     <w:p>
       <w:pPr>
         <w:spacing w:after="0" w:line="240" w:lineRule="auto"/>
@@ -1812,7 +1704,21 @@
               <w:rPr>
                 <w:rFonts w:eastAsia="Times New Roman"/>
               </w:rPr>
-              <w:t>{#trans}{stt}</w:t>
+              <w:t>{#</w:t>
+            </w:r>
+            <w:proofErr w:type="gramStart"/>
+            <w:r>
+              <w:rPr>
+                <w:rFonts w:eastAsia="Times New Roman"/>
+              </w:rPr>
+              <w:t>trans}{</w:t>
+            </w:r>
+            <w:proofErr w:type="gramEnd"/>
+            <w:r>
+              <w:rPr>
+                <w:rFonts w:eastAsia="Times New Roman"/>
+              </w:rPr>
+              <w:t>stt}</w:t>
             </w:r>
           </w:p>
         </w:tc>
@@ -2014,7 +1920,6 @@
                 <w:b/>
                 <w:bCs/>
               </w:rPr>
-              <w:lastRenderedPageBreak/>
               <w:t>Cộng</w:t>
             </w:r>
           </w:p>
@@ -2111,7 +2016,23 @@
           <w:rFonts w:eastAsia="Times New Roman"/>
           <w:b/>
         </w:rPr>
-        <w:t>{amount_checkbox} Số tiền thanh toán:  {amount} {cur}</w:t>
+        <w:t>{amount_checkbox} Số tiền thanh toán</w:t>
+      </w:r>
+      <w:proofErr w:type="gramStart"/>
+      <w:r>
+        <w:rPr>
+          <w:rFonts w:eastAsia="Times New Roman"/>
+          <w:b/>
+        </w:rPr>
+        <w:t>:  {</w:t>
+      </w:r>
+      <w:proofErr w:type="gramEnd"/>
+      <w:r>
+        <w:rPr>
+          <w:rFonts w:eastAsia="Times New Roman"/>
+          <w:b/>
+        </w:rPr>
+        <w:t>amount} {cur}</w:t>
       </w:r>
     </w:p>
     <w:p>
@@ -2134,15 +2055,9 @@
           <w:bCs/>
           <w:i/>
         </w:rPr>
-        <w:t>Số tiền bằng chữ:</w:t>
-      </w:r>
-      <w:r>
-        <w:rPr>
-          <w:rFonts w:eastAsia="Times New Roman"/>
-          <w:i/>
-        </w:rPr>
-        <w:t xml:space="preserve">  </w:t>
-      </w:r>
+        <w:t>Số tiền bằng chữ</w:t>
+      </w:r>
+      <w:proofErr w:type="gramStart"/>
       <w:r>
         <w:rPr>
           <w:rFonts w:eastAsia="Times New Roman"/>
@@ -2150,7 +2065,33 @@
           <w:bCs/>
           <w:i/>
         </w:rPr>
-        <w:t>{words}</w:t>
+        <w:t>:</w:t>
+      </w:r>
+      <w:r>
+        <w:rPr>
+          <w:rFonts w:eastAsia="Times New Roman"/>
+          <w:i/>
+        </w:rPr>
+        <w:t xml:space="preserve">  </w:t>
+      </w:r>
+      <w:r>
+        <w:rPr>
+          <w:rFonts w:eastAsia="Times New Roman"/>
+          <w:b/>
+          <w:bCs/>
+          <w:i/>
+        </w:rPr>
+        <w:t>{</w:t>
+      </w:r>
+      <w:proofErr w:type="gramEnd"/>
+      <w:r>
+        <w:rPr>
+          <w:rFonts w:eastAsia="Times New Roman"/>
+          <w:b/>
+          <w:bCs/>
+          <w:i/>
+        </w:rPr>
+        <w:t>words}</w:t>
       </w:r>
     </w:p>
     <w:tbl>
@@ -2413,7 +2354,22 @@
               <w:rPr>
                 <w:rFonts w:eastAsia="Times New Roman"/>
               </w:rPr>
-              <w:t>{#acc}{stt}</w:t>
+              <w:lastRenderedPageBreak/>
+              <w:t>{#</w:t>
+            </w:r>
+            <w:proofErr w:type="gramStart"/>
+            <w:r>
+              <w:rPr>
+                <w:rFonts w:eastAsia="Times New Roman"/>
+              </w:rPr>
+              <w:t>acc}{</w:t>
+            </w:r>
+            <w:proofErr w:type="gramEnd"/>
+            <w:r>
+              <w:rPr>
+                <w:rFonts w:eastAsia="Times New Roman"/>
+              </w:rPr>
+              <w:t>stt}</w:t>
             </w:r>
           </w:p>
         </w:tc>
@@ -2571,11 +2527,19 @@
                 <w:szCs w:val="24"/>
               </w:rPr>
             </w:pPr>
-            <w:r>
-              <w:rPr>
-                <w:rFonts w:eastAsia="Times New Roman"/>
-              </w:rPr>
-              <w:t>{credit}{/acc}</w:t>
+            <w:proofErr w:type="gramStart"/>
+            <w:r>
+              <w:rPr>
+                <w:rFonts w:eastAsia="Times New Roman"/>
+              </w:rPr>
+              <w:t>{credit}{/</w:t>
+            </w:r>
+            <w:proofErr w:type="gramEnd"/>
+            <w:r>
+              <w:rPr>
+                <w:rFonts w:eastAsia="Times New Roman"/>
+              </w:rPr>
+              <w:t>acc}</w:t>
             </w:r>
           </w:p>
         </w:tc>
@@ -2691,7 +2655,23 @@
           <w:rFonts w:eastAsia="Times New Roman"/>
           <w:b/>
         </w:rPr>
-        <w:t>{ref_amt_checkbox} Số tiền hoàn tạm ứng phải nộp:  {ref_amt}</w:t>
+        <w:t>{ref_amt_checkbox} Số tiền hoàn tạm ứng phải nộp</w:t>
+      </w:r>
+      <w:proofErr w:type="gramStart"/>
+      <w:r>
+        <w:rPr>
+          <w:rFonts w:eastAsia="Times New Roman"/>
+          <w:b/>
+        </w:rPr>
+        <w:t>:  {</w:t>
+      </w:r>
+      <w:proofErr w:type="gramEnd"/>
+      <w:r>
+        <w:rPr>
+          <w:rFonts w:eastAsia="Times New Roman"/>
+          <w:b/>
+        </w:rPr>
+        <w:t>ref_amt}</w:t>
       </w:r>
     </w:p>
     <w:p>
@@ -2774,11 +2754,7 @@
               <w:spacing w:before="60" w:after="60"/>
             </w:pPr>
             <w:r>
-              <w:rPr>
-                <w:rFonts w:eastAsia="Times New Roman"/>
-                <w:szCs w:val="24"/>
-              </w:rPr>
-              <w:t>{#refund_info}{transfer_checkbox} Nộp chuyển khoản</w:t>
+              <w:t>{refund_transfer_checkbox} Nộp chuyển khoản</w:t>
             </w:r>
           </w:p>
         </w:tc>
@@ -2836,12 +2812,53 @@
             <w:pPr>
               <w:spacing w:before="60" w:after="60"/>
             </w:pPr>
-            <w:r>
-              <w:rPr>
-                <w:rFonts w:eastAsia="Times New Roman"/>
-                <w:szCs w:val="24"/>
-              </w:rPr>
-              <w:t>Tại Ngân hàng: {ref_bank}{/refund_info}</w:t>
+            <w:proofErr w:type="spellStart"/>
+            <w:r>
+              <w:rPr>
+                <w:rFonts w:eastAsia="Times New Roman"/>
+                <w:szCs w:val="24"/>
+              </w:rPr>
+              <w:t>Tại</w:t>
+            </w:r>
+            <w:proofErr w:type="spellEnd"/>
+            <w:r>
+              <w:rPr>
+                <w:rFonts w:eastAsia="Times New Roman"/>
+                <w:szCs w:val="24"/>
+              </w:rPr>
+              <w:t xml:space="preserve"> Ngân </w:t>
+            </w:r>
+            <w:proofErr w:type="spellStart"/>
+            <w:r>
+              <w:rPr>
+                <w:rFonts w:eastAsia="Times New Roman"/>
+                <w:szCs w:val="24"/>
+              </w:rPr>
+              <w:t>hàng</w:t>
+            </w:r>
+            <w:proofErr w:type="spellEnd"/>
+            <w:r>
+              <w:rPr>
+                <w:rFonts w:eastAsia="Times New Roman"/>
+                <w:szCs w:val="24"/>
+              </w:rPr>
+              <w:t>: {</w:t>
+            </w:r>
+            <w:proofErr w:type="spellStart"/>
+            <w:r>
+              <w:rPr>
+                <w:rFonts w:eastAsia="Times New Roman"/>
+                <w:szCs w:val="24"/>
+              </w:rPr>
+              <w:t>ref_bank</w:t>
+            </w:r>
+            <w:proofErr w:type="spellEnd"/>
+            <w:r>
+              <w:rPr>
+                <w:rFonts w:eastAsia="Times New Roman"/>
+                <w:szCs w:val="24"/>
+              </w:rPr>
+              <w:t>}</w:t>
             </w:r>
           </w:p>
         </w:tc>
@@ -3030,7 +3047,41 @@
 
 <file path=word/footer1.xml><?xml version="1.0" encoding="utf-8"?>
 <w:ftr xmlns:wpc="http://schemas.microsoft.com/office/word/2010/wordprocessingCanvas" xmlns:cx="http://schemas.microsoft.com/office/drawing/2014/chartex" xmlns:cx1="http://schemas.microsoft.com/office/drawing/2015/9/8/chartex" xmlns:cx2="http://schemas.microsoft.com/office/drawing/2015/10/21/chartex" xmlns:cx3="http://schemas.microsoft.com/office/drawing/2016/5/9/chartex" xmlns:cx4="http://schemas.microsoft.com/office/drawing/2016/5/10/chartex" xmlns:cx5="http://schemas.microsoft.com/office/drawing/2016/5/11/chartex" xmlns:cx6="http://schemas.microsoft.com/office/drawing/2016/5/12/chartex" xmlns:cx7="http://schemas.microsoft.com/office/drawing/2016/5/13/chartex" xmlns:cx8="http://schemas.microsoft.com/office/drawing/2016/5/14/chartex" xmlns:mc="http://schemas.openxmlformats.org/markup-compatibility/2006" xmlns:aink="http://schemas.microsoft.com/office/drawing/2016/ink" xmlns:am3d="http://schemas.microsoft.com/office/drawing/2017/model3d" xmlns:o="urn:schemas-microsoft-com:office:office" xmlns:oel="http://schemas.microsoft.com/office/2019/extlst" xmlns:r="http://schemas.openxmlformats.org/officeDocument/2006/relationships" xmlns:m="http://schemas.openxmlformats.org/officeDocument/2006/math" xmlns:v="urn:schemas-microsoft-com:vml" xmlns:wp14="http://schemas.microsoft.com/office/word/2010/wordprocessingDrawing" xmlns:wp="http://schemas.openxmlformats.org/drawingml/2006/wordprocessingDrawing" xmlns:w10="urn:schemas-microsoft-com:office:word" xmlns:w="http://schemas.openxmlformats.org/wordprocessingml/2006/main" xmlns:w14="http://schemas.microsoft.com/office/word/2010/wordml" xmlns:w15="http://schemas.microsoft.com/office/word/2012/wordml" xmlns:w16cex="http://schemas.microsoft.com/office/word/2018/wordml/cex" xmlns:w16cid="http://schemas.microsoft.com/office/word/2016/wordml/cid" xmlns:w16="http://schemas.microsoft.com/office/word/2018/wordml" xmlns:w16du="http://schemas.microsoft.com/office/word/2023/wordml/word16du" xmlns:w16sdtdh="http://schemas.microsoft.com/office/word/2020/wordml/sdtdatahash" xmlns:w16sdtfl="http://schemas.microsoft.com/office/word/2024/wordml/sdtformatlock" xmlns:w16se="http://schemas.microsoft.com/office/word/2015/wordml/symex" xmlns:wpg="http://schemas.microsoft.com/office/word/2010/wordprocessingGroup" xmlns:wpi="http://schemas.microsoft.com/office/word/2010/wordprocessingInk" xmlns:wne="http://schemas.microsoft.com/office/word/2006/wordml" xmlns:wps="http://schemas.microsoft.com/office/word/2010/wordprocessingShape" mc:Ignorable="w14 w15 w16se w16cid w16 w16cex w16sdtdh w16sdtfl w16du wp14">
-  <w:p/>
+  <w:p>
+    <w:pPr>
+      <w:rPr>
+        <w:bCs/>
+        <w:sz w:val="20"/>
+        <w:szCs w:val="20"/>
+      </w:rPr>
+    </w:pPr>
+    <w:r>
+      <w:rPr>
+        <w:bCs/>
+        <w:sz w:val="20"/>
+        <w:szCs w:val="20"/>
+      </w:rPr>
+      <w:t>{#other_</w:t>
+    </w:r>
+    <w:proofErr w:type="gramStart"/>
+    <w:r>
+      <w:rPr>
+        <w:bCs/>
+        <w:sz w:val="20"/>
+        <w:szCs w:val="20"/>
+      </w:rPr>
+      <w:t>users}{</w:t>
+    </w:r>
+    <w:proofErr w:type="gramEnd"/>
+    <w:r>
+      <w:rPr>
+        <w:bCs/>
+        <w:sz w:val="20"/>
+        <w:szCs w:val="20"/>
+      </w:rPr>
+      <w:t>username}{/other_users}</w:t>
+    </w:r>
+  </w:p>
 </w:ftr>
 </file>
 
@@ -4568,52 +4619,6 @@
 </file>
 
 <file path=customXml/item1.xml><?xml version="1.0" encoding="utf-8"?>
-<ns0:customData xmlns:ns0="http://www.wps.cn/officeDocument/2013/wpsCustomData">
-  <ns0:customSectProps/>
-  <ns0:customShpExts>
-    <ns0:customShpInfo spid="_x0000_s1026" textRotate="1"/>
-  </ns0:customShpExts>
-</ns0:customData>
-</file>
-
-<file path=customXml/item2.xml><?xml version="1.0" encoding="utf-8"?>
-<ns0:Sources xmlns:ns0="http://schemas.openxmlformats.org/officeDocument/2006/bibliography" SelectedStyle="\APASixthEditionOfficeOnline.xsl" StyleName="APA" Version="6"/>
-</file>
-
-<file path=customXml/item3.xml><?xml version="1.0" encoding="utf-8"?>
-<ns0:FormTemplates xmlns:ns0="http://schemas.microsoft.com/sharepoint/v3/contenttype/forms">
-  <ns0:Display>DocumentLibraryForm</ns0:Display>
-  <ns0:Edit>DocumentLibraryForm</ns0:Edit>
-  <ns0:New>DocumentLibraryForm</ns0:New>
-</ns0:FormTemplates>
-</file>
-
-<file path=customXml/item4.xml><?xml version="1.0" encoding="utf-8"?>
-<ns0:properties xmlns:ns0="http://schemas.microsoft.com/office/2006/metadata/properties" xmlns:ns1="268e1d54-3420-4cb2-af42-30ebf23f8644" xmlns:ns2="http://schemas.microsoft.com/office/infopath/2007/PartnerControls" xmlns:ns4="3d387290-89f0-4c2d-9716-64cf4ba45047" xmlns:xsi="http://www.w3.org/2001/XMLSchema-instance">
-  <documentManagement>
-    <ns1:lcf76f155ced4ddcb4097134ff3c332f>
-      <ns2:Terms/>
-    </ns1:lcf76f155ced4ddcb4097134ff3c332f>
-    <ns1:N_x0103_m>
-      <ns1:Value>Năm 2024</ns1:Value>
-    </ns1:N_x0103_m>
-    <ns1:khachhang>Ngân hàng TMCP Công Thương Việt Nam (Vietinbank) - Trung tâm Công nghệ Thông tin</ns1:khachhang>
-    <ns1:Approval_x0020_Status xsi:nil="true"/>
-    <ns1:_Flow_SignoffStatus xsi:nil="true"/>
-    <ns1:Manggiaiphap>Tích hợp phần mềm</ns1:Manggiaiphap>
-    <ns4:_dlc_DocIdUrl>
-      <ns4:Url xsi:nil="true"/>
-      <ns4:Description xsi:nil="true"/>
-    </ns4:_dlc_DocIdUrl>
-    <ns4:TaxCatchAll xsi:nil="true"/>
-    <ns1:duan>VTB_Trien khai giai phap phan mem Quan ly tai san 2</ns1:duan>
-    <ns1:MVV>HPT_8848</ns1:MVV>
-    <ns4:_dlc_DocIdPersistId xsi:nil="true"/>
-  </documentManagement>
-</ns0:properties>
-</file>
-
-<file path=customXml/item5.xml><?xml version="1.0" encoding="utf-8"?>
 <ns0:contentTypeSchema xmlns:ns0="http://schemas.microsoft.com/office/2006/metadata/contentType" xmlns:ns1="http://schemas.microsoft.com/office/2006/metadata/properties/metaAttributes" xmlns:ns3="268e1d54-3420-4cb2-af42-30ebf23f8644" xmlns:ns4="3d387290-89f0-4c2d-9716-64cf4ba45047" xmlns:xs="http://www.w3.org/2001/XMLSchema" ns0:_="" ns1:_="" ns1:contentTypeName="Document" ns1:contentTypeID="0x010100B79F57F94E704143AD9C2557EBC13665" ns1:contentTypeVersion="25" ns1:contentTypeDescription="Create a new document." ns1:contentTypeScope="" ns1:versionID="8c7b36b3724812da7f82f31daa4914e0">
   <xs:schema targetNamespace="http://schemas.microsoft.com/office/2006/metadata/properties" ns1:root="true" ns1:fieldsID="d7e12220779f1093ea6f60829a89e529" ns3:_="" ns4:_="">
     <xs:import namespace="268e1d54-3420-4cb2-af42-30ebf23f8644"/>
@@ -4937,46 +4942,57 @@
 </ns0:contentTypeSchema>
 </file>
 
-<file path=customXml/item6.xml><?xml version="1.0" encoding="utf-8"?>
+<file path=customXml/item2.xml><?xml version="1.0" encoding="utf-8"?>
 <ns0:Receivers xmlns:ns0="http://schemas.microsoft.com/sharepoint/events"/>
 </file>
 
-<file path=customXml/itemProps1.xml><?xml version="1.0" encoding="utf-8"?>
-<ds:datastoreItem xmlns:ds="http://schemas.openxmlformats.org/officeDocument/2006/customXml" ds:itemID="{B1977F7D-205B-4081-913C-38D41E755F92}">
-  <ds:schemaRefs>
-    <ds:schemaRef ds:uri="http://www.wps.cn/officeDocument/2013/wpsCustomData"/>
-  </ds:schemaRefs>
-</ds:datastoreItem>
+<file path=customXml/item3.xml><?xml version="1.0" encoding="utf-8"?>
+<ns0:customData xmlns:ns0="http://www.wps.cn/officeDocument/2013/wpsCustomData">
+  <ns0:customSectProps/>
+  <ns0:customShpExts>
+    <ns0:customShpInfo spid="_x0000_s1026" textRotate="1"/>
+  </ns0:customShpExts>
+</ns0:customData>
 </file>
 
-<file path=customXml/itemProps2.xml><?xml version="1.0" encoding="utf-8"?>
-<ds:datastoreItem xmlns:ds="http://schemas.openxmlformats.org/officeDocument/2006/customXml" ds:itemID="{FEDE0308-A825-4E54-85E6-54A57043DFAD}">
-  <ds:schemaRefs>
-    <ds:schemaRef ds:uri="http://schemas.openxmlformats.org/officeDocument/2006/bibliography"/>
-  </ds:schemaRefs>
-</ds:datastoreItem>
+<file path=customXml/item4.xml><?xml version="1.0" encoding="utf-8"?>
+<ns0:Sources xmlns:ns0="http://schemas.openxmlformats.org/officeDocument/2006/bibliography" SelectedStyle="\APASixthEditionOfficeOnline.xsl" StyleName="APA" Version="6"/>
 </file>
 
-<file path=customXml/itemProps3.xml><?xml version="1.0" encoding="utf-8"?>
-<ds:datastoreItem xmlns:ds="http://schemas.openxmlformats.org/officeDocument/2006/customXml" ds:itemID="{03A5419A-7A6B-4A8E-AA8E-B02AE6EE4F97}">
-  <ds:schemaRefs>
-    <ds:schemaRef ds:uri="http://schemas.microsoft.com/sharepoint/v3/contenttype/forms"/>
-  </ds:schemaRefs>
-</ds:datastoreItem>
+<file path=customXml/item5.xml><?xml version="1.0" encoding="utf-8"?>
+<ns0:FormTemplates xmlns:ns0="http://schemas.microsoft.com/sharepoint/v3/contenttype/forms">
+  <ns0:Display>DocumentLibraryForm</ns0:Display>
+  <ns0:Edit>DocumentLibraryForm</ns0:Edit>
+  <ns0:New>DocumentLibraryForm</ns0:New>
+</ns0:FormTemplates>
 </file>
 
-<file path=customXml/itemProps4.xml><?xml version="1.0" encoding="utf-8"?>
-<ds:datastoreItem xmlns:ds="http://schemas.openxmlformats.org/officeDocument/2006/customXml" ds:itemID="{BFD1E3D8-F03B-4E48-96DF-A728B54A4F15}">
-  <ds:schemaRefs>
-    <ds:schemaRef ds:uri="http://schemas.microsoft.com/office/2006/metadata/properties"/>
-    <ds:schemaRef ds:uri="268e1d54-3420-4cb2-af42-30ebf23f8644"/>
-    <ds:schemaRef ds:uri="http://schemas.microsoft.com/office/infopath/2007/PartnerControls"/>
-    <ds:schemaRef ds:uri="3d387290-89f0-4c2d-9716-64cf4ba45047"/>
-  </ds:schemaRefs>
-</ds:datastoreItem>
+<file path=customXml/item6.xml><?xml version="1.0" encoding="utf-8"?>
+<ns0:properties xmlns:ns0="http://schemas.microsoft.com/office/2006/metadata/properties" xmlns:ns1="268e1d54-3420-4cb2-af42-30ebf23f8644" xmlns:ns2="http://schemas.microsoft.com/office/infopath/2007/PartnerControls" xmlns:ns4="3d387290-89f0-4c2d-9716-64cf4ba45047" xmlns:xsi="http://www.w3.org/2001/XMLSchema-instance">
+  <documentManagement>
+    <ns1:lcf76f155ced4ddcb4097134ff3c332f>
+      <ns2:Terms/>
+    </ns1:lcf76f155ced4ddcb4097134ff3c332f>
+    <ns1:N_x0103_m>
+      <ns1:Value>Năm 2024</ns1:Value>
+    </ns1:N_x0103_m>
+    <ns1:khachhang>Ngân hàng TMCP Công Thương Việt Nam (Vietinbank) - Trung tâm Công nghệ Thông tin</ns1:khachhang>
+    <ns1:Approval_x0020_Status xsi:nil="true"/>
+    <ns1:_Flow_SignoffStatus xsi:nil="true"/>
+    <ns1:Manggiaiphap>Tích hợp phần mềm</ns1:Manggiaiphap>
+    <ns4:_dlc_DocIdUrl>
+      <ns4:Url xsi:nil="true"/>
+      <ns4:Description xsi:nil="true"/>
+    </ns4:_dlc_DocIdUrl>
+    <ns4:TaxCatchAll xsi:nil="true"/>
+    <ns1:duan>VTB_Trien khai giai phap phan mem Quan ly tai san 2</ns1:duan>
+    <ns1:MVV>HPT_8848</ns1:MVV>
+    <ns4:_dlc_DocIdPersistId xsi:nil="true"/>
+  </documentManagement>
+</ns0:properties>
 </file>
 
-<file path=customXml/itemProps5.xml><?xml version="1.0" encoding="utf-8"?>
+<file path=customXml/itemProps1.xml><?xml version="1.0" encoding="utf-8"?>
 <ds:datastoreItem xmlns:ds="http://schemas.openxmlformats.org/officeDocument/2006/customXml" ds:itemID="{ACB53C61-DDC5-4B45-A2AD-95ED4C3E7AF1}">
   <ds:schemaRefs>
     <ds:schemaRef ds:uri="http://schemas.microsoft.com/office/2006/metadata/contentType"/>
@@ -4988,10 +5004,45 @@
 </ds:datastoreItem>
 </file>
 
-<file path=customXml/itemProps6.xml><?xml version="1.0" encoding="utf-8"?>
+<file path=customXml/itemProps2.xml><?xml version="1.0" encoding="utf-8"?>
 <ds:datastoreItem xmlns:ds="http://schemas.openxmlformats.org/officeDocument/2006/customXml" ds:itemID="{B72F3B29-990B-46E2-9AA1-BA07D513D8D1}">
   <ds:schemaRefs>
     <ds:schemaRef ds:uri="http://schemas.microsoft.com/sharepoint/events"/>
   </ds:schemaRefs>
 </ds:datastoreItem>
+</file>
+
+<file path=customXml/itemProps3.xml><?xml version="1.0" encoding="utf-8"?>
+<ds:datastoreItem xmlns:ds="http://schemas.openxmlformats.org/officeDocument/2006/customXml" ds:itemID="{B1977F7D-205B-4081-913C-38D41E755F92}">
+  <ds:schemaRefs>
+    <ds:schemaRef ds:uri="http://www.wps.cn/officeDocument/2013/wpsCustomData"/>
+  </ds:schemaRefs>
+</ds:datastoreItem>
+</file>
+
+<file path=customXml/itemProps4.xml><?xml version="1.0" encoding="utf-8"?>
+<ds:datastoreItem xmlns:ds="http://schemas.openxmlformats.org/officeDocument/2006/customXml" ds:itemID="{FEDE0308-A825-4E54-85E6-54A57043DFAD}">
+  <ds:schemaRefs>
+    <ds:schemaRef ds:uri="http://schemas.openxmlformats.org/officeDocument/2006/bibliography"/>
+  </ds:schemaRefs>
+</ds:datastoreItem>
+</file>
+
+<file path=customXml/itemProps5.xml><?xml version="1.0" encoding="utf-8"?>
+<ds:datastoreItem xmlns:ds="http://schemas.openxmlformats.org/officeDocument/2006/customXml" ds:itemID="{03A5419A-7A6B-4A8E-AA8E-B02AE6EE4F97}">
+  <ds:schemaRefs>
+    <ds:schemaRef ds:uri="http://schemas.microsoft.com/sharepoint/v3/contenttype/forms"/>
+  </ds:schemaRefs>
+</ds:datastoreItem>
+</file>
+
+<file path=customXml/itemProps6.xml><?xml version="1.0" encoding="utf-8"?>
+<ds:datastoreItem xmlns:ds="http://schemas.openxmlformats.org/officeDocument/2006/customXml" ds:itemID="{BFD1E3D8-F03B-4E48-96DF-A728B54A4F15}">
+  <ds:schemaRefs>
+    <ds:schemaRef ds:uri="http://schemas.microsoft.com/office/2006/metadata/properties"/>
+    <ds:schemaRef ds:uri="268e1d54-3420-4cb2-af42-30ebf23f8644"/>
+    <ds:schemaRef ds:uri="http://schemas.microsoft.com/office/infopath/2007/PartnerControls"/>
+    <ds:schemaRef ds:uri="3d387290-89f0-4c2d-9716-64cf4ba45047"/>
+  </ds:schemaRefs>
+</ds:datastoreItem>
 </file>
--- a/Sinh phiếu/Thanh toán/template_word/HTKT-04-TTCK.docx
+++ b/Sinh phiếu/Thanh toán/template_word/HTKT-04-TTCK.docx
@@ -257,23 +257,78 @@
           <w:rFonts w:eastAsia="Times New Roman"/>
           <w:b/>
         </w:rPr>
-        <w:t>Họ tên người đề nghị</w:t>
-      </w:r>
-      <w:proofErr w:type="gramStart"/>
-      <w:r>
-        <w:rPr>
-          <w:rFonts w:eastAsia="Times New Roman"/>
-          <w:b/>
-        </w:rPr>
-        <w:t>:  {</w:t>
-      </w:r>
-      <w:proofErr w:type="gramEnd"/>
-      <w:r>
-        <w:rPr>
-          <w:rFonts w:eastAsia="Times New Roman"/>
-          <w:b/>
-        </w:rPr>
-        <w:t>user}</w:t>
+        <w:t xml:space="preserve">Họ </w:t>
+      </w:r>
+      <w:proofErr w:type="spellStart"/>
+      <w:r>
+        <w:rPr>
+          <w:rFonts w:eastAsia="Times New Roman"/>
+          <w:b/>
+        </w:rPr>
+        <w:t>tên</w:t>
+      </w:r>
+      <w:proofErr w:type="spellEnd"/>
+      <w:r>
+        <w:rPr>
+          <w:rFonts w:eastAsia="Times New Roman"/>
+          <w:b/>
+        </w:rPr>
+        <w:t xml:space="preserve"> </w:t>
+      </w:r>
+      <w:proofErr w:type="spellStart"/>
+      <w:r>
+        <w:rPr>
+          <w:rFonts w:eastAsia="Times New Roman"/>
+          <w:b/>
+        </w:rPr>
+        <w:t>người</w:t>
+      </w:r>
+      <w:proofErr w:type="spellEnd"/>
+      <w:r>
+        <w:rPr>
+          <w:rFonts w:eastAsia="Times New Roman"/>
+          <w:b/>
+        </w:rPr>
+        <w:t xml:space="preserve"> </w:t>
+      </w:r>
+      <w:proofErr w:type="spellStart"/>
+      <w:r>
+        <w:rPr>
+          <w:rFonts w:eastAsia="Times New Roman"/>
+          <w:b/>
+        </w:rPr>
+        <w:t>đề</w:t>
+      </w:r>
+      <w:proofErr w:type="spellEnd"/>
+      <w:r>
+        <w:rPr>
+          <w:rFonts w:eastAsia="Times New Roman"/>
+          <w:b/>
+        </w:rPr>
+        <w:t xml:space="preserve"> </w:t>
+      </w:r>
+      <w:proofErr w:type="spellStart"/>
+      <w:r>
+        <w:rPr>
+          <w:rFonts w:eastAsia="Times New Roman"/>
+          <w:b/>
+        </w:rPr>
+        <w:t>nghị</w:t>
+      </w:r>
+      <w:proofErr w:type="spellEnd"/>
+      <w:r>
+        <w:rPr>
+          <w:rFonts w:eastAsia="Times New Roman"/>
+          <w:b/>
+        </w:rPr>
+        <w:t xml:space="preserve">: </w:t>
+      </w:r>
+      <w:r>
+        <w:rPr>
+          <w:rFonts w:eastAsia="Times New Roman"/>
+          <w:bCs/>
+        </w:rPr>
+        <w:t>{user}</w:t>
       </w:r>
     </w:p>
     <w:p>
@@ -284,33 +339,33 @@
         <w:spacing w:after="0"/>
         <w:rPr>
           <w:rFonts w:asciiTheme="majorHAnsi" w:eastAsia="Times New Roman" w:hAnsiTheme="majorHAnsi" w:cstheme="majorHAnsi"/>
-          <w:b/>
+          <w:bCs/>
           <w:i/>
           <w:szCs w:val="24"/>
         </w:rPr>
       </w:pPr>
-      <w:r>
-        <w:rPr>
-          <w:rFonts w:eastAsia="Times New Roman"/>
-          <w:b/>
-        </w:rPr>
-        <w:t>Phòng/ban</w:t>
-      </w:r>
-      <w:proofErr w:type="gramStart"/>
-      <w:r>
-        <w:rPr>
-          <w:rFonts w:eastAsia="Times New Roman"/>
-          <w:b/>
-        </w:rPr>
-        <w:t>:  {</w:t>
-      </w:r>
-      <w:proofErr w:type="gramEnd"/>
-      <w:r>
-        <w:rPr>
-          <w:rFonts w:eastAsia="Times New Roman"/>
-          <w:b/>
-        </w:rPr>
-        <w:t>dept}</w:t>
+      <w:proofErr w:type="spellStart"/>
+      <w:r>
+        <w:rPr>
+          <w:rFonts w:eastAsia="Times New Roman"/>
+          <w:b/>
+        </w:rPr>
+        <w:t>Phòng</w:t>
+      </w:r>
+      <w:proofErr w:type="spellEnd"/>
+      <w:r>
+        <w:rPr>
+          <w:rFonts w:eastAsia="Times New Roman"/>
+          <w:b/>
+        </w:rPr>
+        <w:t xml:space="preserve">/ban: </w:t>
+      </w:r>
+      <w:r>
+        <w:rPr>
+          <w:rFonts w:eastAsia="Times New Roman"/>
+          <w:bCs/>
+        </w:rPr>
+        <w:t>{dept}</w:t>
       </w:r>
     </w:p>
     <w:p>
@@ -325,28 +380,28 @@
           <w:lang w:val="vi-VN"/>
         </w:rPr>
       </w:pPr>
-      <w:r>
-        <w:rPr>
-          <w:rFonts w:eastAsia="Times New Roman"/>
-          <w:b/>
-        </w:rPr>
-        <w:t xml:space="preserve">Nội </w:t>
-      </w:r>
-      <w:proofErr w:type="gramStart"/>
-      <w:r>
-        <w:rPr>
-          <w:rFonts w:eastAsia="Times New Roman"/>
-          <w:b/>
-        </w:rPr>
-        <w:t>dung :</w:t>
-      </w:r>
-      <w:proofErr w:type="gramEnd"/>
-      <w:r>
-        <w:rPr>
-          <w:rFonts w:eastAsia="Times New Roman"/>
-          <w:b/>
-        </w:rPr>
-        <w:t xml:space="preserve">  {des}</w:t>
+      <w:proofErr w:type="spellStart"/>
+      <w:r>
+        <w:rPr>
+          <w:rFonts w:eastAsia="Times New Roman"/>
+          <w:b/>
+        </w:rPr>
+        <w:t>Nội</w:t>
+      </w:r>
+      <w:proofErr w:type="spellEnd"/>
+      <w:r>
+        <w:rPr>
+          <w:rFonts w:eastAsia="Times New Roman"/>
+          <w:b/>
+        </w:rPr>
+        <w:t xml:space="preserve"> dung: </w:t>
+      </w:r>
+      <w:r>
+        <w:rPr>
+          <w:rFonts w:eastAsia="Times New Roman"/>
+          <w:bCs/>
+        </w:rPr>
+        <w:t>{des}</w:t>
       </w:r>
     </w:p>
     <w:p>
@@ -366,23 +421,78 @@
           <w:rFonts w:eastAsia="Times New Roman"/>
           <w:b/>
         </w:rPr>
-        <w:t xml:space="preserve">Số tiền đề nghị thanh </w:t>
-      </w:r>
-      <w:proofErr w:type="gramStart"/>
-      <w:r>
-        <w:rPr>
-          <w:rFonts w:eastAsia="Times New Roman"/>
-          <w:b/>
-        </w:rPr>
-        <w:t>toán :</w:t>
-      </w:r>
-      <w:proofErr w:type="gramEnd"/>
-      <w:r>
-        <w:rPr>
-          <w:rFonts w:eastAsia="Times New Roman"/>
-          <w:b/>
-        </w:rPr>
-        <w:t xml:space="preserve">  {amount} {cur}</w:t>
+        <w:t xml:space="preserve">Số tiền </w:t>
+      </w:r>
+      <w:proofErr w:type="spellStart"/>
+      <w:r>
+        <w:rPr>
+          <w:rFonts w:eastAsia="Times New Roman"/>
+          <w:b/>
+        </w:rPr>
+        <w:t>đề</w:t>
+      </w:r>
+      <w:proofErr w:type="spellEnd"/>
+      <w:r>
+        <w:rPr>
+          <w:rFonts w:eastAsia="Times New Roman"/>
+          <w:b/>
+        </w:rPr>
+        <w:t xml:space="preserve"> </w:t>
+      </w:r>
+      <w:proofErr w:type="spellStart"/>
+      <w:r>
+        <w:rPr>
+          <w:rFonts w:eastAsia="Times New Roman"/>
+          <w:b/>
+        </w:rPr>
+        <w:t>nghị</w:t>
+      </w:r>
+      <w:proofErr w:type="spellEnd"/>
+      <w:r>
+        <w:rPr>
+          <w:rFonts w:eastAsia="Times New Roman"/>
+          <w:b/>
+        </w:rPr>
+        <w:t xml:space="preserve"> </w:t>
+      </w:r>
+      <w:proofErr w:type="spellStart"/>
+      <w:r>
+        <w:rPr>
+          <w:rFonts w:eastAsia="Times New Roman"/>
+          <w:b/>
+        </w:rPr>
+        <w:t>thanh</w:t>
+      </w:r>
+      <w:proofErr w:type="spellEnd"/>
+      <w:r>
+        <w:rPr>
+          <w:rFonts w:eastAsia="Times New Roman"/>
+          <w:b/>
+        </w:rPr>
+        <w:t xml:space="preserve"> </w:t>
+      </w:r>
+      <w:proofErr w:type="spellStart"/>
+      <w:r>
+        <w:rPr>
+          <w:rFonts w:eastAsia="Times New Roman"/>
+          <w:b/>
+        </w:rPr>
+        <w:t>toán</w:t>
+      </w:r>
+      <w:proofErr w:type="spellEnd"/>
+      <w:r>
+        <w:rPr>
+          <w:rFonts w:eastAsia="Times New Roman"/>
+          <w:b/>
+        </w:rPr>
+        <w:t xml:space="preserve">: </w:t>
+      </w:r>
+      <w:r>
+        <w:rPr>
+          <w:rFonts w:eastAsia="Times New Roman"/>
+          <w:bCs/>
+        </w:rPr>
+        <w:t>{amount} {cur}</w:t>
       </w:r>
     </w:p>
     <w:p>
@@ -398,6 +508,7 @@
           <w:lang w:val="vi-VN"/>
         </w:rPr>
       </w:pPr>
+      <w:proofErr w:type="spellStart"/>
       <w:r>
         <w:rPr>
           <w:rFonts w:eastAsia="Times New Roman"/>
@@ -405,9 +516,9 @@
           <w:bCs/>
           <w:i/>
         </w:rPr>
-        <w:t>Số tiền bằng chữ</w:t>
-      </w:r>
-      <w:proofErr w:type="gramStart"/>
+        <w:t>Số</w:t>
+      </w:r>
+      <w:proofErr w:type="spellEnd"/>
       <w:r>
         <w:rPr>
           <w:rFonts w:eastAsia="Times New Roman"/>
@@ -415,15 +526,9 @@
           <w:bCs/>
           <w:i/>
         </w:rPr>
-        <w:t>:</w:t>
-      </w:r>
-      <w:r>
-        <w:rPr>
-          <w:rFonts w:eastAsia="Times New Roman"/>
-          <w:i/>
-        </w:rPr>
-        <w:t xml:space="preserve">  </w:t>
-      </w:r>
+        <w:t xml:space="preserve"> </w:t>
+      </w:r>
+      <w:proofErr w:type="spellStart"/>
       <w:r>
         <w:rPr>
           <w:rFonts w:eastAsia="Times New Roman"/>
@@ -431,9 +536,9 @@
           <w:bCs/>
           <w:i/>
         </w:rPr>
-        <w:t>{</w:t>
-      </w:r>
-      <w:proofErr w:type="gramEnd"/>
+        <w:t>tiền</w:t>
+      </w:r>
+      <w:proofErr w:type="spellEnd"/>
       <w:r>
         <w:rPr>
           <w:rFonts w:eastAsia="Times New Roman"/>
@@ -441,7 +546,61 @@
           <w:bCs/>
           <w:i/>
         </w:rPr>
-        <w:t>words}</w:t>
+        <w:t xml:space="preserve"> </w:t>
+      </w:r>
+      <w:proofErr w:type="spellStart"/>
+      <w:r>
+        <w:rPr>
+          <w:rFonts w:eastAsia="Times New Roman"/>
+          <w:b/>
+          <w:bCs/>
+          <w:i/>
+        </w:rPr>
+        <w:t>bằng</w:t>
+      </w:r>
+      <w:proofErr w:type="spellEnd"/>
+      <w:r>
+        <w:rPr>
+          <w:rFonts w:eastAsia="Times New Roman"/>
+          <w:b/>
+          <w:bCs/>
+          <w:i/>
+        </w:rPr>
+        <w:t xml:space="preserve"> </w:t>
+      </w:r>
+      <w:proofErr w:type="spellStart"/>
+      <w:r>
+        <w:rPr>
+          <w:rFonts w:eastAsia="Times New Roman"/>
+          <w:b/>
+          <w:bCs/>
+          <w:i/>
+        </w:rPr>
+        <w:t>chữ</w:t>
+      </w:r>
+      <w:proofErr w:type="spellEnd"/>
+      <w:r>
+        <w:rPr>
+          <w:rFonts w:eastAsia="Times New Roman"/>
+          <w:b/>
+          <w:bCs/>
+          <w:i/>
+        </w:rPr>
+        <w:t>:</w:t>
+      </w:r>
+      <w:r>
+        <w:rPr>
+          <w:rFonts w:eastAsia="Times New Roman"/>
+          <w:i/>
+        </w:rPr>
+        <w:t xml:space="preserve"> </w:t>
+      </w:r>
+      <w:r>
+        <w:rPr>
+          <w:rFonts w:eastAsia="Times New Roman"/>
+          <w:i/>
+        </w:rPr>
+        <w:t>{words}</w:t>
       </w:r>
     </w:p>
     <w:p>
@@ -486,8 +645,8 @@
         <w:tblLook w:val="04A0" w:firstRow="1" w:lastRow="0" w:firstColumn="1" w:lastColumn="0" w:noHBand="0" w:noVBand="1"/>
       </w:tblPr>
       <w:tblGrid>
-        <w:gridCol w:w="800"/>
-        <w:gridCol w:w="2600"/>
+        <w:gridCol w:w="715"/>
+        <w:gridCol w:w="2685"/>
         <w:gridCol w:w="1900"/>
         <w:gridCol w:w="1750"/>
         <w:gridCol w:w="1900"/>
@@ -501,7 +660,7 @@
         </w:trPr>
         <w:tc>
           <w:tcPr>
-            <w:tcW w:w="800" w:type="dxa"/>
+            <w:tcW w:w="715" w:type="dxa"/>
             <w:vMerge w:val="restart"/>
             <w:tcBorders>
               <w:top w:val="single" w:sz="4" w:space="0" w:color="auto"/>
@@ -523,14 +682,15 @@
                 <w:rFonts w:asciiTheme="majorHAnsi" w:eastAsia="Times New Roman" w:hAnsiTheme="majorHAnsi" w:cstheme="majorHAnsi"/>
                 <w:b/>
                 <w:bCs/>
-                <w:szCs w:val="24"/>
-              </w:rPr>
-            </w:pPr>
-            <w:r>
-              <w:rPr>
-                <w:rFonts w:eastAsia="Times New Roman"/>
-                <w:b/>
-                <w:bCs/>
+                <w:sz w:val="22"/>
+              </w:rPr>
+            </w:pPr>
+            <w:r>
+              <w:rPr>
+                <w:rFonts w:eastAsia="Times New Roman"/>
+                <w:b/>
+                <w:bCs/>
+                <w:sz w:val="22"/>
               </w:rPr>
               <w:t>STT</w:t>
             </w:r>
@@ -538,7 +698,7 @@
         </w:tc>
         <w:tc>
           <w:tcPr>
-            <w:tcW w:w="2600" w:type="dxa"/>
+            <w:tcW w:w="2685" w:type="dxa"/>
             <w:vMerge w:val="restart"/>
             <w:tcBorders>
               <w:top w:val="single" w:sz="4" w:space="0" w:color="auto"/>
@@ -560,14 +720,15 @@
                 <w:rFonts w:asciiTheme="majorHAnsi" w:eastAsia="Times New Roman" w:hAnsiTheme="majorHAnsi" w:cstheme="majorHAnsi"/>
                 <w:b/>
                 <w:bCs/>
-                <w:szCs w:val="24"/>
-              </w:rPr>
-            </w:pPr>
-            <w:r>
-              <w:rPr>
-                <w:rFonts w:eastAsia="Times New Roman"/>
-                <w:b/>
-                <w:bCs/>
+                <w:sz w:val="22"/>
+              </w:rPr>
+            </w:pPr>
+            <w:r>
+              <w:rPr>
+                <w:rFonts w:eastAsia="Times New Roman"/>
+                <w:b/>
+                <w:bCs/>
+                <w:sz w:val="22"/>
               </w:rPr>
               <w:t xml:space="preserve">Tên NCC </w:t>
             </w:r>
@@ -597,7 +758,7 @@
                 <w:rFonts w:asciiTheme="majorHAnsi" w:eastAsia="Times New Roman" w:hAnsiTheme="majorHAnsi" w:cstheme="majorHAnsi"/>
                 <w:b/>
                 <w:bCs/>
-                <w:szCs w:val="24"/>
+                <w:sz w:val="22"/>
                 <w:lang w:val="vi-VN"/>
               </w:rPr>
             </w:pPr>
@@ -606,6 +767,7 @@
                 <w:rFonts w:eastAsia="Times New Roman"/>
                 <w:b/>
                 <w:bCs/>
+                <w:sz w:val="22"/>
               </w:rPr>
               <w:t>Số tiền thanh toán</w:t>
             </w:r>
@@ -635,14 +797,15 @@
                 <w:rFonts w:asciiTheme="majorHAnsi" w:eastAsia="Times New Roman" w:hAnsiTheme="majorHAnsi" w:cstheme="majorHAnsi"/>
                 <w:b/>
                 <w:bCs/>
-                <w:szCs w:val="24"/>
-              </w:rPr>
-            </w:pPr>
-            <w:r>
-              <w:rPr>
-                <w:rFonts w:eastAsia="Times New Roman"/>
-                <w:b/>
-                <w:bCs/>
+                <w:sz w:val="22"/>
+              </w:rPr>
+            </w:pPr>
+            <w:r>
+              <w:rPr>
+                <w:rFonts w:eastAsia="Times New Roman"/>
+                <w:b/>
+                <w:bCs/>
+                <w:sz w:val="22"/>
               </w:rPr>
               <w:t>Ghi chú</w:t>
             </w:r>
@@ -657,7 +820,7 @@
         </w:trPr>
         <w:tc>
           <w:tcPr>
-            <w:tcW w:w="800" w:type="dxa"/>
+            <w:tcW w:w="715" w:type="dxa"/>
             <w:vMerge/>
             <w:tcBorders>
               <w:top w:val="single" w:sz="4" w:space="0" w:color="auto"/>
@@ -685,7 +848,7 @@
         </w:tc>
         <w:tc>
           <w:tcPr>
-            <w:tcW w:w="2600" w:type="dxa"/>
+            <w:tcW w:w="2685" w:type="dxa"/>
             <w:vMerge/>
             <w:tcBorders>
               <w:top w:val="single" w:sz="4" w:space="0" w:color="auto"/>
@@ -733,13 +896,14 @@
                 <w:rFonts w:asciiTheme="majorHAnsi" w:eastAsia="Times New Roman" w:hAnsiTheme="majorHAnsi" w:cstheme="majorHAnsi"/>
                 <w:b/>
                 <w:bCs/>
-                <w:szCs w:val="24"/>
-              </w:rPr>
-            </w:pPr>
-            <w:r>
-              <w:rPr>
-                <w:rFonts w:eastAsia="Times New Roman"/>
-                <w:b/>
+                <w:sz w:val="22"/>
+              </w:rPr>
+            </w:pPr>
+            <w:r>
+              <w:rPr>
+                <w:rFonts w:eastAsia="Times New Roman"/>
+                <w:b/>
+                <w:sz w:val="22"/>
               </w:rPr>
               <w:t xml:space="preserve">Số tiền chưa gồm VAT </w:t>
             </w:r>
@@ -768,13 +932,14 @@
                 <w:rFonts w:asciiTheme="majorHAnsi" w:eastAsia="Times New Roman" w:hAnsiTheme="majorHAnsi" w:cstheme="majorHAnsi"/>
                 <w:b/>
                 <w:bCs/>
-                <w:szCs w:val="24"/>
-              </w:rPr>
-            </w:pPr>
-            <w:r>
-              <w:rPr>
-                <w:rFonts w:eastAsia="Times New Roman"/>
-                <w:b/>
+                <w:sz w:val="22"/>
+              </w:rPr>
+            </w:pPr>
+            <w:r>
+              <w:rPr>
+                <w:rFonts w:eastAsia="Times New Roman"/>
+                <w:b/>
+                <w:sz w:val="22"/>
               </w:rPr>
               <w:t xml:space="preserve">Số tiền thuế VAT </w:t>
             </w:r>
@@ -803,13 +968,14 @@
                 <w:rFonts w:asciiTheme="majorHAnsi" w:eastAsia="Times New Roman" w:hAnsiTheme="majorHAnsi" w:cstheme="majorHAnsi"/>
                 <w:b/>
                 <w:bCs/>
-                <w:szCs w:val="24"/>
-              </w:rPr>
-            </w:pPr>
-            <w:r>
-              <w:rPr>
-                <w:rFonts w:eastAsia="Times New Roman"/>
-                <w:b/>
+                <w:sz w:val="22"/>
+              </w:rPr>
+            </w:pPr>
+            <w:r>
+              <w:rPr>
+                <w:rFonts w:eastAsia="Times New Roman"/>
+                <w:b/>
+                <w:sz w:val="22"/>
               </w:rPr>
               <w:t xml:space="preserve">Tổng </w:t>
             </w:r>
@@ -849,7 +1015,7 @@
         </w:trPr>
         <w:tc>
           <w:tcPr>
-            <w:tcW w:w="800" w:type="dxa"/>
+            <w:tcW w:w="715" w:type="dxa"/>
             <w:tcBorders>
               <w:top w:val="single" w:sz="4" w:space="0" w:color="auto"/>
               <w:left w:val="single" w:sz="4" w:space="0" w:color="auto"/>
@@ -868,12 +1034,15 @@
               <w:jc w:val="center"/>
               <w:rPr>
                 <w:rFonts w:asciiTheme="majorHAnsi" w:eastAsia="Times New Roman" w:hAnsiTheme="majorHAnsi" w:cstheme="majorHAnsi"/>
-                <w:szCs w:val="24"/>
-              </w:rPr>
-            </w:pPr>
-            <w:r>
-              <w:rPr>
-                <w:rFonts w:eastAsia="Times New Roman"/>
+                <w:sz w:val="19"/>
+                <w:szCs w:val="19"/>
+              </w:rPr>
+            </w:pPr>
+            <w:r>
+              <w:rPr>
+                <w:rFonts w:eastAsia="Times New Roman"/>
+                <w:sz w:val="19"/>
+                <w:szCs w:val="19"/>
               </w:rPr>
               <w:t>{#</w:t>
             </w:r>
@@ -881,6 +1050,8 @@
             <w:r>
               <w:rPr>
                 <w:rFonts w:eastAsia="Times New Roman"/>
+                <w:sz w:val="19"/>
+                <w:szCs w:val="19"/>
               </w:rPr>
               <w:t>vendors}{</w:t>
             </w:r>
@@ -888,6 +1059,8 @@
             <w:r>
               <w:rPr>
                 <w:rFonts w:eastAsia="Times New Roman"/>
+                <w:sz w:val="19"/>
+                <w:szCs w:val="19"/>
               </w:rPr>
               <w:t>stt}</w:t>
             </w:r>
@@ -895,7 +1068,7 @@
         </w:tc>
         <w:tc>
           <w:tcPr>
-            <w:tcW w:w="2600" w:type="dxa"/>
+            <w:tcW w:w="2685" w:type="dxa"/>
             <w:tcBorders>
               <w:top w:val="single" w:sz="4" w:space="0" w:color="auto"/>
               <w:left w:val="single" w:sz="4" w:space="0" w:color="auto"/>
@@ -915,12 +1088,15 @@
               <w:rPr>
                 <w:rFonts w:asciiTheme="majorHAnsi" w:eastAsia="Times New Roman" w:hAnsiTheme="majorHAnsi" w:cstheme="majorHAnsi"/>
                 <w:iCs/>
-                <w:szCs w:val="24"/>
-              </w:rPr>
-            </w:pPr>
-            <w:r>
-              <w:rPr>
-                <w:rFonts w:eastAsia="Times New Roman"/>
+                <w:sz w:val="19"/>
+                <w:szCs w:val="19"/>
+              </w:rPr>
+            </w:pPr>
+            <w:r>
+              <w:rPr>
+                <w:rFonts w:eastAsia="Times New Roman"/>
+                <w:sz w:val="19"/>
+                <w:szCs w:val="19"/>
               </w:rPr>
               <w:t>{vendor}</w:t>
             </w:r>
@@ -948,12 +1124,15 @@
               <w:rPr>
                 <w:rFonts w:asciiTheme="majorHAnsi" w:eastAsia="Times New Roman" w:hAnsiTheme="majorHAnsi" w:cstheme="majorHAnsi"/>
                 <w:iCs/>
-                <w:szCs w:val="24"/>
-              </w:rPr>
-            </w:pPr>
-            <w:r>
-              <w:rPr>
-                <w:rFonts w:eastAsia="Times New Roman"/>
+                <w:sz w:val="19"/>
+                <w:szCs w:val="19"/>
+              </w:rPr>
+            </w:pPr>
+            <w:r>
+              <w:rPr>
+                <w:rFonts w:eastAsia="Times New Roman"/>
+                <w:sz w:val="19"/>
+                <w:szCs w:val="19"/>
               </w:rPr>
               <w:t>{pretax}</w:t>
             </w:r>
@@ -981,12 +1160,15 @@
               <w:rPr>
                 <w:rFonts w:asciiTheme="majorHAnsi" w:eastAsia="Times New Roman" w:hAnsiTheme="majorHAnsi" w:cstheme="majorHAnsi"/>
                 <w:iCs/>
-                <w:szCs w:val="24"/>
-              </w:rPr>
-            </w:pPr>
-            <w:r>
-              <w:rPr>
-                <w:rFonts w:eastAsia="Times New Roman"/>
+                <w:sz w:val="19"/>
+                <w:szCs w:val="19"/>
+              </w:rPr>
+            </w:pPr>
+            <w:r>
+              <w:rPr>
+                <w:rFonts w:eastAsia="Times New Roman"/>
+                <w:sz w:val="19"/>
+                <w:szCs w:val="19"/>
               </w:rPr>
               <w:t>{vat}</w:t>
             </w:r>
@@ -1012,13 +1194,16 @@
               <w:spacing w:after="0" w:line="240" w:lineRule="auto"/>
               <w:jc w:val="center"/>
               <w:rPr>
-                <w:szCs w:val="24"/>
+                <w:sz w:val="19"/>
+                <w:szCs w:val="19"/>
                 <w14:ligatures w14:val="standardContextual"/>
               </w:rPr>
             </w:pPr>
             <w:r>
               <w:rPr>
                 <w:rFonts w:eastAsia="Times New Roman"/>
+                <w:sz w:val="19"/>
+                <w:szCs w:val="19"/>
               </w:rPr>
               <w:t>{total}</w:t>
             </w:r>
@@ -1045,13 +1230,16 @@
               <w:jc w:val="center"/>
               <w:rPr>
                 <w:rFonts w:asciiTheme="majorHAnsi" w:eastAsia="Times New Roman" w:hAnsiTheme="majorHAnsi" w:cstheme="majorHAnsi"/>
-                <w:szCs w:val="24"/>
+                <w:sz w:val="19"/>
+                <w:szCs w:val="19"/>
               </w:rPr>
             </w:pPr>
             <w:proofErr w:type="gramStart"/>
             <w:r>
               <w:rPr>
                 <w:rFonts w:eastAsia="Times New Roman"/>
+                <w:sz w:val="19"/>
+                <w:szCs w:val="19"/>
               </w:rPr>
               <w:t>{note}{/</w:t>
             </w:r>
@@ -1059,6 +1247,8 @@
             <w:r>
               <w:rPr>
                 <w:rFonts w:eastAsia="Times New Roman"/>
+                <w:sz w:val="19"/>
+                <w:szCs w:val="19"/>
               </w:rPr>
               <w:t>vendors}</w:t>
             </w:r>
@@ -1094,17 +1284,20 @@
                 <w:rFonts w:asciiTheme="majorHAnsi" w:eastAsia="Times New Roman" w:hAnsiTheme="majorHAnsi" w:cstheme="majorHAnsi"/>
                 <w:b/>
                 <w:bCs/>
-                <w:szCs w:val="24"/>
-              </w:rPr>
-            </w:pPr>
-            <w:r>
-              <w:rPr>
-                <w:rFonts w:eastAsia="Times New Roman"/>
-                <w:b/>
-                <w:bCs/>
+                <w:sz w:val="22"/>
+              </w:rPr>
+            </w:pPr>
+            <w:proofErr w:type="spellStart"/>
+            <w:r>
+              <w:rPr>
+                <w:rFonts w:eastAsia="Times New Roman"/>
+                <w:b/>
+                <w:bCs/>
+                <w:sz w:val="22"/>
               </w:rPr>
               <w:t>Cộng</w:t>
             </w:r>
+            <w:proofErr w:type="spellEnd"/>
           </w:p>
         </w:tc>
         <w:tc>
@@ -1158,13 +1351,16 @@
                 <w:rFonts w:asciiTheme="majorHAnsi" w:eastAsia="Times New Roman" w:hAnsiTheme="majorHAnsi" w:cstheme="majorHAnsi"/>
                 <w:b/>
                 <w:i/>
-                <w:szCs w:val="24"/>
-              </w:rPr>
-            </w:pPr>
-            <w:r>
-              <w:rPr>
-                <w:rFonts w:eastAsia="Times New Roman"/>
-                <w:b/>
+                <w:sz w:val="19"/>
+                <w:szCs w:val="19"/>
+              </w:rPr>
+            </w:pPr>
+            <w:r>
+              <w:rPr>
+                <w:rFonts w:eastAsia="Times New Roman"/>
+                <w:b/>
+                <w:sz w:val="19"/>
+                <w:szCs w:val="19"/>
               </w:rPr>
               <w:t>{sum_vat}</w:t>
             </w:r>
@@ -1191,7 +1387,8 @@
               <w:jc w:val="center"/>
               <w:rPr>
                 <w:b/>
-                <w:szCs w:val="24"/>
+                <w:sz w:val="19"/>
+                <w:szCs w:val="19"/>
                 <w14:ligatures w14:val="standardContextual"/>
               </w:rPr>
             </w:pPr>
@@ -1199,6 +1396,8 @@
               <w:rPr>
                 <w:rFonts w:eastAsia="Times New Roman"/>
                 <w:b/>
+                <w:sz w:val="19"/>
+                <w:szCs w:val="19"/>
               </w:rPr>
               <w:t xml:space="preserve">{sum_vendor} </w:t>
             </w:r>
@@ -1455,8 +1654,8 @@
         <w:tblLook w:val="04A0" w:firstRow="1" w:lastRow="0" w:firstColumn="1" w:lastColumn="0" w:noHBand="0" w:noVBand="1"/>
       </w:tblPr>
       <w:tblGrid>
-        <w:gridCol w:w="805"/>
-        <w:gridCol w:w="2340"/>
+        <w:gridCol w:w="715"/>
+        <w:gridCol w:w="2430"/>
         <w:gridCol w:w="1710"/>
         <w:gridCol w:w="2070"/>
         <w:gridCol w:w="1860"/>
@@ -1468,7 +1667,7 @@
         </w:trPr>
         <w:tc>
           <w:tcPr>
-            <w:tcW w:w="805" w:type="dxa"/>
+            <w:tcW w:w="715" w:type="dxa"/>
             <w:tcBorders>
               <w:top w:val="single" w:sz="4" w:space="0" w:color="auto"/>
               <w:left w:val="single" w:sz="4" w:space="0" w:color="auto"/>
@@ -1488,13 +1687,14 @@
               <w:rPr>
                 <w:rFonts w:asciiTheme="majorHAnsi" w:eastAsia="Times New Roman" w:hAnsiTheme="majorHAnsi" w:cstheme="majorHAnsi"/>
                 <w:b/>
-                <w:szCs w:val="24"/>
-              </w:rPr>
-            </w:pPr>
-            <w:r>
-              <w:rPr>
-                <w:rFonts w:eastAsia="Times New Roman"/>
-                <w:b/>
+                <w:sz w:val="22"/>
+              </w:rPr>
+            </w:pPr>
+            <w:r>
+              <w:rPr>
+                <w:rFonts w:eastAsia="Times New Roman"/>
+                <w:b/>
+                <w:sz w:val="22"/>
               </w:rPr>
               <w:t>STT</w:t>
             </w:r>
@@ -1502,7 +1702,7 @@
         </w:tc>
         <w:tc>
           <w:tcPr>
-            <w:tcW w:w="2340" w:type="dxa"/>
+            <w:tcW w:w="2430" w:type="dxa"/>
             <w:tcBorders>
               <w:top w:val="single" w:sz="4" w:space="0" w:color="auto"/>
               <w:left w:val="single" w:sz="4" w:space="0" w:color="auto"/>
@@ -1522,13 +1722,14 @@
               <w:rPr>
                 <w:rFonts w:asciiTheme="majorHAnsi" w:eastAsia="Times New Roman" w:hAnsiTheme="majorHAnsi" w:cstheme="majorHAnsi"/>
                 <w:b/>
-                <w:szCs w:val="24"/>
-              </w:rPr>
-            </w:pPr>
-            <w:r>
-              <w:rPr>
-                <w:rFonts w:eastAsia="Times New Roman"/>
-                <w:b/>
+                <w:sz w:val="22"/>
+              </w:rPr>
+            </w:pPr>
+            <w:r>
+              <w:rPr>
+                <w:rFonts w:eastAsia="Times New Roman"/>
+                <w:b/>
+                <w:sz w:val="22"/>
               </w:rPr>
               <w:t>Người/Đơn vị hưởng</w:t>
             </w:r>
@@ -1556,13 +1757,14 @@
               <w:rPr>
                 <w:rFonts w:asciiTheme="majorHAnsi" w:eastAsia="Times New Roman" w:hAnsiTheme="majorHAnsi" w:cstheme="majorHAnsi"/>
                 <w:b/>
-                <w:szCs w:val="24"/>
-              </w:rPr>
-            </w:pPr>
-            <w:r>
-              <w:rPr>
-                <w:rFonts w:eastAsia="Times New Roman"/>
-                <w:b/>
+                <w:sz w:val="22"/>
+              </w:rPr>
+            </w:pPr>
+            <w:r>
+              <w:rPr>
+                <w:rFonts w:eastAsia="Times New Roman"/>
+                <w:b/>
+                <w:sz w:val="22"/>
               </w:rPr>
               <w:t>Số TK hưởng</w:t>
             </w:r>
@@ -1590,13 +1792,14 @@
               <w:rPr>
                 <w:rFonts w:asciiTheme="majorHAnsi" w:eastAsia="Times New Roman" w:hAnsiTheme="majorHAnsi" w:cstheme="majorHAnsi"/>
                 <w:b/>
-                <w:szCs w:val="24"/>
-              </w:rPr>
-            </w:pPr>
-            <w:r>
-              <w:rPr>
-                <w:rFonts w:eastAsia="Times New Roman"/>
-                <w:b/>
+                <w:sz w:val="22"/>
+              </w:rPr>
+            </w:pPr>
+            <w:r>
+              <w:rPr>
+                <w:rFonts w:eastAsia="Times New Roman"/>
+                <w:b/>
+                <w:sz w:val="22"/>
               </w:rPr>
               <w:t>Ngân hàng hưởng</w:t>
             </w:r>
@@ -1625,13 +1828,14 @@
                 <w:rFonts w:asciiTheme="majorHAnsi" w:eastAsia="Times New Roman" w:hAnsiTheme="majorHAnsi" w:cstheme="majorHAnsi"/>
                 <w:b/>
                 <w:bCs/>
-                <w:szCs w:val="24"/>
-              </w:rPr>
-            </w:pPr>
-            <w:r>
-              <w:rPr>
-                <w:rFonts w:eastAsia="Times New Roman"/>
-                <w:b/>
+                <w:sz w:val="22"/>
+              </w:rPr>
+            </w:pPr>
+            <w:r>
+              <w:rPr>
+                <w:rFonts w:eastAsia="Times New Roman"/>
+                <w:b/>
+                <w:sz w:val="22"/>
               </w:rPr>
               <w:t>Nội dung chuyển khoản</w:t>
             </w:r>
@@ -1659,13 +1863,14 @@
               <w:rPr>
                 <w:rFonts w:asciiTheme="majorHAnsi" w:eastAsia="Times New Roman" w:hAnsiTheme="majorHAnsi" w:cstheme="majorHAnsi"/>
                 <w:b/>
-                <w:szCs w:val="24"/>
-              </w:rPr>
-            </w:pPr>
-            <w:r>
-              <w:rPr>
-                <w:rFonts w:eastAsia="Times New Roman"/>
-                <w:b/>
+                <w:sz w:val="22"/>
+              </w:rPr>
+            </w:pPr>
+            <w:r>
+              <w:rPr>
+                <w:rFonts w:eastAsia="Times New Roman"/>
+                <w:b/>
+                <w:sz w:val="22"/>
               </w:rPr>
               <w:t>Số tiền</w:t>
             </w:r>
@@ -1678,7 +1883,7 @@
         </w:trPr>
         <w:tc>
           <w:tcPr>
-            <w:tcW w:w="805" w:type="dxa"/>
+            <w:tcW w:w="715" w:type="dxa"/>
             <w:tcBorders>
               <w:top w:val="single" w:sz="4" w:space="0" w:color="auto"/>
               <w:left w:val="single" w:sz="4" w:space="0" w:color="auto"/>
@@ -1697,12 +1902,15 @@
               <w:jc w:val="center"/>
               <w:rPr>
                 <w:rFonts w:asciiTheme="majorHAnsi" w:eastAsia="Times New Roman" w:hAnsiTheme="majorHAnsi" w:cstheme="majorHAnsi"/>
-                <w:szCs w:val="24"/>
-              </w:rPr>
-            </w:pPr>
-            <w:r>
-              <w:rPr>
-                <w:rFonts w:eastAsia="Times New Roman"/>
+                <w:sz w:val="19"/>
+                <w:szCs w:val="19"/>
+              </w:rPr>
+            </w:pPr>
+            <w:r>
+              <w:rPr>
+                <w:rFonts w:eastAsia="Times New Roman"/>
+                <w:sz w:val="19"/>
+                <w:szCs w:val="19"/>
               </w:rPr>
               <w:t>{#</w:t>
             </w:r>
@@ -1710,6 +1918,8 @@
             <w:r>
               <w:rPr>
                 <w:rFonts w:eastAsia="Times New Roman"/>
+                <w:sz w:val="19"/>
+                <w:szCs w:val="19"/>
               </w:rPr>
               <w:t>trans}{</w:t>
             </w:r>
@@ -1717,6 +1927,8 @@
             <w:r>
               <w:rPr>
                 <w:rFonts w:eastAsia="Times New Roman"/>
+                <w:sz w:val="19"/>
+                <w:szCs w:val="19"/>
               </w:rPr>
               <w:t>stt}</w:t>
             </w:r>
@@ -1724,7 +1936,7 @@
         </w:tc>
         <w:tc>
           <w:tcPr>
-            <w:tcW w:w="2340" w:type="dxa"/>
+            <w:tcW w:w="2430" w:type="dxa"/>
             <w:tcBorders>
               <w:top w:val="single" w:sz="4" w:space="0" w:color="auto"/>
               <w:left w:val="single" w:sz="4" w:space="0" w:color="auto"/>
@@ -1743,12 +1955,15 @@
               <w:jc w:val="center"/>
               <w:rPr>
                 <w:rFonts w:asciiTheme="majorHAnsi" w:eastAsia="Times New Roman" w:hAnsiTheme="majorHAnsi" w:cstheme="majorHAnsi"/>
-                <w:szCs w:val="24"/>
-              </w:rPr>
-            </w:pPr>
-            <w:r>
-              <w:rPr>
-                <w:rFonts w:eastAsia="Times New Roman"/>
+                <w:sz w:val="19"/>
+                <w:szCs w:val="19"/>
+              </w:rPr>
+            </w:pPr>
+            <w:r>
+              <w:rPr>
+                <w:rFonts w:eastAsia="Times New Roman"/>
+                <w:sz w:val="19"/>
+                <w:szCs w:val="19"/>
               </w:rPr>
               <w:t>{name}</w:t>
             </w:r>
@@ -1775,12 +1990,15 @@
               <w:jc w:val="center"/>
               <w:rPr>
                 <w:rFonts w:asciiTheme="majorHAnsi" w:eastAsia="Times New Roman" w:hAnsiTheme="majorHAnsi" w:cstheme="majorHAnsi"/>
-                <w:szCs w:val="24"/>
-              </w:rPr>
-            </w:pPr>
-            <w:r>
-              <w:rPr>
-                <w:rFonts w:eastAsia="Times New Roman"/>
+                <w:sz w:val="19"/>
+                <w:szCs w:val="19"/>
+              </w:rPr>
+            </w:pPr>
+            <w:r>
+              <w:rPr>
+                <w:rFonts w:eastAsia="Times New Roman"/>
+                <w:sz w:val="19"/>
+                <w:szCs w:val="19"/>
               </w:rPr>
               <w:t>{acc}</w:t>
             </w:r>
@@ -1807,12 +2025,15 @@
               <w:jc w:val="center"/>
               <w:rPr>
                 <w:rFonts w:asciiTheme="majorHAnsi" w:eastAsia="Times New Roman" w:hAnsiTheme="majorHAnsi" w:cstheme="majorHAnsi"/>
-                <w:szCs w:val="24"/>
-              </w:rPr>
-            </w:pPr>
-            <w:r>
-              <w:rPr>
-                <w:rFonts w:eastAsia="Times New Roman"/>
+                <w:sz w:val="19"/>
+                <w:szCs w:val="19"/>
+              </w:rPr>
+            </w:pPr>
+            <w:r>
+              <w:rPr>
+                <w:rFonts w:eastAsia="Times New Roman"/>
+                <w:sz w:val="19"/>
+                <w:szCs w:val="19"/>
               </w:rPr>
               <w:t>{bank}</w:t>
             </w:r>
@@ -1839,12 +2060,15 @@
               <w:jc w:val="both"/>
               <w:rPr>
                 <w:rFonts w:asciiTheme="majorHAnsi" w:eastAsia="Times New Roman" w:hAnsiTheme="majorHAnsi" w:cstheme="majorHAnsi"/>
-                <w:szCs w:val="24"/>
-              </w:rPr>
-            </w:pPr>
-            <w:r>
-              <w:rPr>
-                <w:rFonts w:eastAsia="Times New Roman"/>
+                <w:sz w:val="19"/>
+                <w:szCs w:val="19"/>
+              </w:rPr>
+            </w:pPr>
+            <w:r>
+              <w:rPr>
+                <w:rFonts w:eastAsia="Times New Roman"/>
+                <w:sz w:val="19"/>
+                <w:szCs w:val="19"/>
               </w:rPr>
               <w:t>{des}</w:t>
             </w:r>
@@ -1871,12 +2095,15 @@
               <w:jc w:val="center"/>
               <w:rPr>
                 <w:rFonts w:asciiTheme="majorHAnsi" w:eastAsia="Times New Roman" w:hAnsiTheme="majorHAnsi" w:cstheme="majorHAnsi"/>
-                <w:szCs w:val="24"/>
-              </w:rPr>
-            </w:pPr>
-            <w:r>
-              <w:rPr>
-                <w:rFonts w:eastAsia="Times New Roman"/>
+                <w:sz w:val="19"/>
+                <w:szCs w:val="19"/>
+              </w:rPr>
+            </w:pPr>
+            <w:r>
+              <w:rPr>
+                <w:rFonts w:eastAsia="Times New Roman"/>
+                <w:sz w:val="19"/>
+                <w:szCs w:val="19"/>
               </w:rPr>
               <w:t>{amount}{/trans}</w:t>
             </w:r>
@@ -1911,17 +2138,20 @@
                 <w:rFonts w:asciiTheme="majorHAnsi" w:eastAsia="Times New Roman" w:hAnsiTheme="majorHAnsi" w:cstheme="majorHAnsi"/>
                 <w:b/>
                 <w:bCs/>
-                <w:szCs w:val="24"/>
-              </w:rPr>
-            </w:pPr>
-            <w:r>
-              <w:rPr>
-                <w:rFonts w:eastAsia="Times New Roman"/>
-                <w:b/>
-                <w:bCs/>
+                <w:sz w:val="22"/>
+              </w:rPr>
+            </w:pPr>
+            <w:proofErr w:type="spellStart"/>
+            <w:r>
+              <w:rPr>
+                <w:rFonts w:eastAsia="Times New Roman"/>
+                <w:b/>
+                <w:bCs/>
+                <w:sz w:val="22"/>
               </w:rPr>
               <w:t>Cộng</w:t>
             </w:r>
+            <w:proofErr w:type="spellEnd"/>
           </w:p>
         </w:tc>
         <w:tc>
@@ -1947,13 +2177,16 @@
                 <w:rFonts w:asciiTheme="majorHAnsi" w:eastAsia="Times New Roman" w:hAnsiTheme="majorHAnsi" w:cstheme="majorHAnsi"/>
                 <w:b/>
                 <w:bCs/>
-                <w:szCs w:val="24"/>
-              </w:rPr>
-            </w:pPr>
-            <w:r>
-              <w:rPr>
-                <w:rFonts w:eastAsia="Times New Roman"/>
-                <w:b/>
+                <w:sz w:val="19"/>
+                <w:szCs w:val="19"/>
+              </w:rPr>
+            </w:pPr>
+            <w:r>
+              <w:rPr>
+                <w:rFonts w:eastAsia="Times New Roman"/>
+                <w:b/>
+                <w:sz w:val="19"/>
+                <w:szCs w:val="19"/>
               </w:rPr>
               <w:t>{sum_trans}</w:t>
             </w:r>
@@ -2016,23 +2249,30 @@
           <w:rFonts w:eastAsia="Times New Roman"/>
           <w:b/>
         </w:rPr>
-        <w:t>{amount_checkbox} Số tiền thanh toán</w:t>
-      </w:r>
-      <w:proofErr w:type="gramStart"/>
-      <w:r>
-        <w:rPr>
-          <w:rFonts w:eastAsia="Times New Roman"/>
-          <w:b/>
-        </w:rPr>
-        <w:t>:  {</w:t>
-      </w:r>
-      <w:proofErr w:type="gramEnd"/>
-      <w:r>
-        <w:rPr>
-          <w:rFonts w:eastAsia="Times New Roman"/>
-          <w:b/>
-        </w:rPr>
-        <w:t>amount} {cur}</w:t>
+        <w:t xml:space="preserve">{amount_checkbox} Số tiền thanh </w:t>
+      </w:r>
+      <w:proofErr w:type="spellStart"/>
+      <w:r>
+        <w:rPr>
+          <w:rFonts w:eastAsia="Times New Roman"/>
+          <w:b/>
+        </w:rPr>
+        <w:t>toán</w:t>
+      </w:r>
+      <w:proofErr w:type="spellEnd"/>
+      <w:r>
+        <w:rPr>
+          <w:rFonts w:eastAsia="Times New Roman"/>
+          <w:b/>
+        </w:rPr>
+        <w:t xml:space="preserve">: </w:t>
+      </w:r>
+      <w:r>
+        <w:rPr>
+          <w:rFonts w:eastAsia="Times New Roman"/>
+          <w:bCs/>
+        </w:rPr>
+        <w:t>{amount} {cur}</w:t>
       </w:r>
     </w:p>
     <w:p>
@@ -2048,6 +2288,7 @@
           <w:szCs w:val="24"/>
         </w:rPr>
       </w:pPr>
+      <w:proofErr w:type="spellStart"/>
       <w:r>
         <w:rPr>
           <w:rFonts w:eastAsia="Times New Roman"/>
@@ -2055,9 +2296,9 @@
           <w:bCs/>
           <w:i/>
         </w:rPr>
-        <w:t>Số tiền bằng chữ</w:t>
-      </w:r>
-      <w:proofErr w:type="gramStart"/>
+        <w:t>Số</w:t>
+      </w:r>
+      <w:proofErr w:type="spellEnd"/>
       <w:r>
         <w:rPr>
           <w:rFonts w:eastAsia="Times New Roman"/>
@@ -2065,15 +2306,9 @@
           <w:bCs/>
           <w:i/>
         </w:rPr>
-        <w:t>:</w:t>
-      </w:r>
-      <w:r>
-        <w:rPr>
-          <w:rFonts w:eastAsia="Times New Roman"/>
-          <w:i/>
-        </w:rPr>
-        <w:t xml:space="preserve">  </w:t>
-      </w:r>
+        <w:t xml:space="preserve"> </w:t>
+      </w:r>
+      <w:proofErr w:type="spellStart"/>
       <w:r>
         <w:rPr>
           <w:rFonts w:eastAsia="Times New Roman"/>
@@ -2081,9 +2316,9 @@
           <w:bCs/>
           <w:i/>
         </w:rPr>
-        <w:t>{</w:t>
-      </w:r>
-      <w:proofErr w:type="gramEnd"/>
+        <w:t>tiền</w:t>
+      </w:r>
+      <w:proofErr w:type="spellEnd"/>
       <w:r>
         <w:rPr>
           <w:rFonts w:eastAsia="Times New Roman"/>
@@ -2091,7 +2326,61 @@
           <w:bCs/>
           <w:i/>
         </w:rPr>
-        <w:t>words}</w:t>
+        <w:t xml:space="preserve"> </w:t>
+      </w:r>
+      <w:proofErr w:type="spellStart"/>
+      <w:r>
+        <w:rPr>
+          <w:rFonts w:eastAsia="Times New Roman"/>
+          <w:b/>
+          <w:bCs/>
+          <w:i/>
+        </w:rPr>
+        <w:t>bằng</w:t>
+      </w:r>
+      <w:proofErr w:type="spellEnd"/>
+      <w:r>
+        <w:rPr>
+          <w:rFonts w:eastAsia="Times New Roman"/>
+          <w:b/>
+          <w:bCs/>
+          <w:i/>
+        </w:rPr>
+        <w:t xml:space="preserve"> </w:t>
+      </w:r>
+      <w:proofErr w:type="spellStart"/>
+      <w:r>
+        <w:rPr>
+          <w:rFonts w:eastAsia="Times New Roman"/>
+          <w:b/>
+          <w:bCs/>
+          <w:i/>
+        </w:rPr>
+        <w:t>chữ</w:t>
+      </w:r>
+      <w:proofErr w:type="spellEnd"/>
+      <w:r>
+        <w:rPr>
+          <w:rFonts w:eastAsia="Times New Roman"/>
+          <w:b/>
+          <w:bCs/>
+          <w:i/>
+        </w:rPr>
+        <w:t>:</w:t>
+      </w:r>
+      <w:r>
+        <w:rPr>
+          <w:rFonts w:eastAsia="Times New Roman"/>
+          <w:i/>
+        </w:rPr>
+        <w:t xml:space="preserve"> </w:t>
+      </w:r>
+      <w:r>
+        <w:rPr>
+          <w:rFonts w:eastAsia="Times New Roman"/>
+          <w:i/>
+        </w:rPr>
+        <w:t>{words}</w:t>
       </w:r>
     </w:p>
     <w:tbl>
@@ -2110,8 +2399,8 @@
         <w:tblLook w:val="04A0" w:firstRow="1" w:lastRow="0" w:firstColumn="1" w:lastColumn="0" w:noHBand="0" w:noVBand="1"/>
       </w:tblPr>
       <w:tblGrid>
-        <w:gridCol w:w="800"/>
-        <w:gridCol w:w="1600"/>
+        <w:gridCol w:w="715"/>
+        <w:gridCol w:w="1685"/>
         <w:gridCol w:w="1700"/>
         <w:gridCol w:w="1700"/>
         <w:gridCol w:w="1800"/>
@@ -2124,7 +2413,7 @@
         </w:trPr>
         <w:tc>
           <w:tcPr>
-            <w:tcW w:w="800" w:type="dxa"/>
+            <w:tcW w:w="715" w:type="dxa"/>
             <w:tcBorders>
               <w:top w:val="single" w:sz="4" w:space="0" w:color="auto"/>
               <w:left w:val="single" w:sz="4" w:space="0" w:color="auto"/>
@@ -2139,13 +2428,14 @@
               <w:jc w:val="center"/>
               <w:rPr>
                 <w:b/>
-                <w:szCs w:val="24"/>
-              </w:rPr>
-            </w:pPr>
-            <w:r>
-              <w:rPr>
-                <w:rFonts w:eastAsia="Times New Roman"/>
-                <w:b/>
+                <w:sz w:val="22"/>
+              </w:rPr>
+            </w:pPr>
+            <w:r>
+              <w:rPr>
+                <w:rFonts w:eastAsia="Times New Roman"/>
+                <w:b/>
+                <w:sz w:val="22"/>
               </w:rPr>
               <w:t>STT</w:t>
             </w:r>
@@ -2153,7 +2443,7 @@
         </w:tc>
         <w:tc>
           <w:tcPr>
-            <w:tcW w:w="1600" w:type="dxa"/>
+            <w:tcW w:w="1685" w:type="dxa"/>
             <w:tcBorders>
               <w:top w:val="single" w:sz="4" w:space="0" w:color="auto"/>
               <w:left w:val="single" w:sz="4" w:space="0" w:color="auto"/>
@@ -2168,13 +2458,14 @@
               <w:jc w:val="center"/>
               <w:rPr>
                 <w:b/>
-                <w:szCs w:val="24"/>
-              </w:rPr>
-            </w:pPr>
-            <w:r>
-              <w:rPr>
-                <w:rFonts w:eastAsia="Times New Roman"/>
-                <w:b/>
+                <w:sz w:val="22"/>
+              </w:rPr>
+            </w:pPr>
+            <w:r>
+              <w:rPr>
+                <w:rFonts w:eastAsia="Times New Roman"/>
+                <w:b/>
+                <w:sz w:val="22"/>
               </w:rPr>
               <w:t>Số TK</w:t>
             </w:r>
@@ -2197,13 +2488,14 @@
               <w:jc w:val="center"/>
               <w:rPr>
                 <w:b/>
-                <w:szCs w:val="24"/>
-              </w:rPr>
-            </w:pPr>
-            <w:r>
-              <w:rPr>
-                <w:rFonts w:eastAsia="Times New Roman"/>
-                <w:b/>
+                <w:sz w:val="22"/>
+              </w:rPr>
+            </w:pPr>
+            <w:r>
+              <w:rPr>
+                <w:rFonts w:eastAsia="Times New Roman"/>
+                <w:b/>
+                <w:sz w:val="22"/>
               </w:rPr>
               <w:t>Tên TK</w:t>
             </w:r>
@@ -2226,13 +2518,14 @@
               <w:jc w:val="center"/>
               <w:rPr>
                 <w:b/>
-                <w:szCs w:val="24"/>
-              </w:rPr>
-            </w:pPr>
-            <w:r>
-              <w:rPr>
-                <w:rFonts w:eastAsia="Times New Roman"/>
-                <w:b/>
+                <w:sz w:val="22"/>
+              </w:rPr>
+            </w:pPr>
+            <w:r>
+              <w:rPr>
+                <w:rFonts w:eastAsia="Times New Roman"/>
+                <w:b/>
+                <w:sz w:val="22"/>
               </w:rPr>
               <w:t>Ngân hàng</w:t>
             </w:r>
@@ -2255,13 +2548,14 @@
               <w:jc w:val="center"/>
               <w:rPr>
                 <w:b/>
-                <w:szCs w:val="24"/>
-              </w:rPr>
-            </w:pPr>
-            <w:r>
-              <w:rPr>
-                <w:rFonts w:eastAsia="Times New Roman"/>
-                <w:b/>
+                <w:sz w:val="22"/>
+              </w:rPr>
+            </w:pPr>
+            <w:r>
+              <w:rPr>
+                <w:rFonts w:eastAsia="Times New Roman"/>
+                <w:b/>
+                <w:sz w:val="22"/>
               </w:rPr>
               <w:t>Nội dung hạch toán</w:t>
             </w:r>
@@ -2284,13 +2578,14 @@
               <w:jc w:val="center"/>
               <w:rPr>
                 <w:b/>
-                <w:szCs w:val="24"/>
-              </w:rPr>
-            </w:pPr>
-            <w:r>
-              <w:rPr>
-                <w:rFonts w:eastAsia="Times New Roman"/>
-                <w:b/>
+                <w:sz w:val="22"/>
+              </w:rPr>
+            </w:pPr>
+            <w:r>
+              <w:rPr>
+                <w:rFonts w:eastAsia="Times New Roman"/>
+                <w:b/>
+                <w:sz w:val="22"/>
               </w:rPr>
               <w:t>Số tiền ghi nợ</w:t>
             </w:r>
@@ -2313,13 +2608,14 @@
               <w:jc w:val="center"/>
               <w:rPr>
                 <w:b/>
-                <w:szCs w:val="24"/>
-              </w:rPr>
-            </w:pPr>
-            <w:r>
-              <w:rPr>
-                <w:rFonts w:eastAsia="Times New Roman"/>
-                <w:b/>
+                <w:sz w:val="22"/>
+              </w:rPr>
+            </w:pPr>
+            <w:r>
+              <w:rPr>
+                <w:rFonts w:eastAsia="Times New Roman"/>
+                <w:b/>
+                <w:sz w:val="22"/>
               </w:rPr>
               <w:t>Số tiền ghi có</w:t>
             </w:r>
@@ -2333,7 +2629,7 @@
         </w:trPr>
         <w:tc>
           <w:tcPr>
-            <w:tcW w:w="800" w:type="dxa"/>
+            <w:tcW w:w="715" w:type="dxa"/>
             <w:tcBorders>
               <w:top w:val="single" w:sz="4" w:space="0" w:color="auto"/>
               <w:left w:val="single" w:sz="4" w:space="0" w:color="auto"/>
@@ -2347,20 +2643,24 @@
             <w:pPr>
               <w:jc w:val="center"/>
               <w:rPr>
-                <w:szCs w:val="24"/>
-              </w:rPr>
-            </w:pPr>
-            <w:r>
-              <w:rPr>
-                <w:rFonts w:eastAsia="Times New Roman"/>
-              </w:rPr>
-              <w:lastRenderedPageBreak/>
+                <w:sz w:val="19"/>
+                <w:szCs w:val="19"/>
+              </w:rPr>
+            </w:pPr>
+            <w:r>
+              <w:rPr>
+                <w:rFonts w:eastAsia="Times New Roman"/>
+                <w:sz w:val="19"/>
+                <w:szCs w:val="19"/>
+              </w:rPr>
               <w:t>{#</w:t>
             </w:r>
             <w:proofErr w:type="gramStart"/>
             <w:r>
               <w:rPr>
                 <w:rFonts w:eastAsia="Times New Roman"/>
+                <w:sz w:val="19"/>
+                <w:szCs w:val="19"/>
               </w:rPr>
               <w:t>acc}{</w:t>
             </w:r>
@@ -2368,6 +2668,8 @@
             <w:r>
               <w:rPr>
                 <w:rFonts w:eastAsia="Times New Roman"/>
+                <w:sz w:val="19"/>
+                <w:szCs w:val="19"/>
               </w:rPr>
               <w:t>stt}</w:t>
             </w:r>
@@ -2375,7 +2677,7 @@
         </w:tc>
         <w:tc>
           <w:tcPr>
-            <w:tcW w:w="1600" w:type="dxa"/>
+            <w:tcW w:w="1685" w:type="dxa"/>
             <w:tcBorders>
               <w:top w:val="single" w:sz="4" w:space="0" w:color="auto"/>
               <w:left w:val="single" w:sz="4" w:space="0" w:color="auto"/>
@@ -2389,12 +2691,15 @@
             <w:pPr>
               <w:jc w:val="center"/>
               <w:rPr>
-                <w:szCs w:val="24"/>
-              </w:rPr>
-            </w:pPr>
-            <w:r>
-              <w:rPr>
-                <w:rFonts w:eastAsia="Times New Roman"/>
+                <w:sz w:val="19"/>
+                <w:szCs w:val="19"/>
+              </w:rPr>
+            </w:pPr>
+            <w:r>
+              <w:rPr>
+                <w:rFonts w:eastAsia="Times New Roman"/>
+                <w:sz w:val="19"/>
+                <w:szCs w:val="19"/>
               </w:rPr>
               <w:t>{acc_no}</w:t>
             </w:r>
@@ -2416,12 +2721,15 @@
             <w:pPr>
               <w:jc w:val="center"/>
               <w:rPr>
-                <w:szCs w:val="24"/>
-              </w:rPr>
-            </w:pPr>
-            <w:r>
-              <w:rPr>
-                <w:rFonts w:eastAsia="Times New Roman"/>
+                <w:sz w:val="19"/>
+                <w:szCs w:val="19"/>
+              </w:rPr>
+            </w:pPr>
+            <w:r>
+              <w:rPr>
+                <w:rFonts w:eastAsia="Times New Roman"/>
+                <w:sz w:val="19"/>
+                <w:szCs w:val="19"/>
               </w:rPr>
               <w:t>{acc_name}</w:t>
             </w:r>
@@ -2443,12 +2751,15 @@
             <w:pPr>
               <w:jc w:val="center"/>
               <w:rPr>
-                <w:szCs w:val="24"/>
-              </w:rPr>
-            </w:pPr>
-            <w:r>
-              <w:rPr>
-                <w:rFonts w:eastAsia="Times New Roman"/>
+                <w:sz w:val="19"/>
+                <w:szCs w:val="19"/>
+              </w:rPr>
+            </w:pPr>
+            <w:r>
+              <w:rPr>
+                <w:rFonts w:eastAsia="Times New Roman"/>
+                <w:sz w:val="19"/>
+                <w:szCs w:val="19"/>
               </w:rPr>
               <w:t>{bank}</w:t>
             </w:r>
@@ -2470,12 +2781,15 @@
             <w:pPr>
               <w:jc w:val="both"/>
               <w:rPr>
-                <w:szCs w:val="24"/>
-              </w:rPr>
-            </w:pPr>
-            <w:r>
-              <w:rPr>
-                <w:rFonts w:eastAsia="Times New Roman"/>
+                <w:sz w:val="19"/>
+                <w:szCs w:val="19"/>
+              </w:rPr>
+            </w:pPr>
+            <w:r>
+              <w:rPr>
+                <w:rFonts w:eastAsia="Times New Roman"/>
+                <w:sz w:val="19"/>
+                <w:szCs w:val="19"/>
               </w:rPr>
               <w:t>{des}</w:t>
             </w:r>
@@ -2497,12 +2811,15 @@
             <w:pPr>
               <w:jc w:val="center"/>
               <w:rPr>
-                <w:szCs w:val="24"/>
-              </w:rPr>
-            </w:pPr>
-            <w:r>
-              <w:rPr>
-                <w:rFonts w:eastAsia="Times New Roman"/>
+                <w:sz w:val="19"/>
+                <w:szCs w:val="19"/>
+              </w:rPr>
+            </w:pPr>
+            <w:r>
+              <w:rPr>
+                <w:rFonts w:eastAsia="Times New Roman"/>
+                <w:sz w:val="19"/>
+                <w:szCs w:val="19"/>
               </w:rPr>
               <w:t>{debit}</w:t>
             </w:r>
@@ -2524,13 +2841,16 @@
             <w:pPr>
               <w:jc w:val="center"/>
               <w:rPr>
-                <w:szCs w:val="24"/>
+                <w:sz w:val="19"/>
+                <w:szCs w:val="19"/>
               </w:rPr>
             </w:pPr>
             <w:proofErr w:type="gramStart"/>
             <w:r>
               <w:rPr>
                 <w:rFonts w:eastAsia="Times New Roman"/>
+                <w:sz w:val="19"/>
+                <w:szCs w:val="19"/>
               </w:rPr>
               <w:t>{credit}{/</w:t>
             </w:r>
@@ -2538,6 +2858,8 @@
             <w:r>
               <w:rPr>
                 <w:rFonts w:eastAsia="Times New Roman"/>
+                <w:sz w:val="19"/>
+                <w:szCs w:val="19"/>
               </w:rPr>
               <w:t>acc}</w:t>
             </w:r>
@@ -2568,17 +2890,21 @@
               <w:rPr>
                 <w:b/>
                 <w:bCs/>
-                <w:szCs w:val="24"/>
-              </w:rPr>
-            </w:pPr>
-            <w:r>
-              <w:rPr>
-                <w:rFonts w:eastAsia="Times New Roman"/>
-                <w:b/>
-                <w:bCs/>
-              </w:rPr>
+                <w:sz w:val="22"/>
+              </w:rPr>
+            </w:pPr>
+            <w:proofErr w:type="spellStart"/>
+            <w:r>
+              <w:rPr>
+                <w:rFonts w:eastAsia="Times New Roman"/>
+                <w:b/>
+                <w:bCs/>
+                <w:sz w:val="22"/>
+              </w:rPr>
+              <w:lastRenderedPageBreak/>
               <w:t>Cộng</w:t>
             </w:r>
+            <w:proofErr w:type="spellEnd"/>
           </w:p>
         </w:tc>
         <w:tc>
@@ -2598,13 +2924,16 @@
               <w:jc w:val="center"/>
               <w:rPr>
                 <w:b/>
-                <w:szCs w:val="24"/>
-              </w:rPr>
-            </w:pPr>
-            <w:r>
-              <w:rPr>
-                <w:rFonts w:eastAsia="Times New Roman"/>
-                <w:b/>
+                <w:sz w:val="19"/>
+                <w:szCs w:val="19"/>
+              </w:rPr>
+            </w:pPr>
+            <w:r>
+              <w:rPr>
+                <w:rFonts w:eastAsia="Times New Roman"/>
+                <w:b/>
+                <w:sz w:val="19"/>
+                <w:szCs w:val="19"/>
               </w:rPr>
               <w:t>{sum_debit}</w:t>
             </w:r>
@@ -2627,13 +2956,16 @@
               <w:jc w:val="center"/>
               <w:rPr>
                 <w:b/>
-                <w:szCs w:val="24"/>
-              </w:rPr>
-            </w:pPr>
-            <w:r>
-              <w:rPr>
-                <w:rFonts w:eastAsia="Times New Roman"/>
-                <w:b/>
+                <w:sz w:val="19"/>
+                <w:szCs w:val="19"/>
+              </w:rPr>
+            </w:pPr>
+            <w:r>
+              <w:rPr>
+                <w:rFonts w:eastAsia="Times New Roman"/>
+                <w:b/>
+                <w:sz w:val="19"/>
+                <w:szCs w:val="19"/>
               </w:rPr>
               <w:t>{sum_credit}</w:t>
             </w:r>
@@ -2646,6 +2978,1138 @@
         <w:spacing w:before="120" w:after="60"/>
         <w:rPr>
           <w:rFonts w:eastAsia="Times New Roman"/>
+          <w:bCs/>
+        </w:rPr>
+      </w:pPr>
+      <w:r>
+        <w:rPr>
+          <w:rFonts w:eastAsia="Times New Roman"/>
+          <w:b/>
+          <w:bCs/>
+        </w:rPr>
+        <w:t>{#supplemental_entry_</w:t>
+      </w:r>
+      <w:proofErr w:type="gramStart"/>
+      <w:r>
+        <w:rPr>
+          <w:rFonts w:eastAsia="Times New Roman"/>
+          <w:b/>
+          <w:bCs/>
+        </w:rPr>
+        <w:t>groups}Bút</w:t>
+      </w:r>
+      <w:proofErr w:type="gramEnd"/>
+      <w:r>
+        <w:rPr>
+          <w:rFonts w:eastAsia="Times New Roman"/>
+          <w:b/>
+          <w:bCs/>
+        </w:rPr>
+        <w:t xml:space="preserve"> </w:t>
+      </w:r>
+      <w:proofErr w:type="spellStart"/>
+      <w:r>
+        <w:rPr>
+          <w:rFonts w:eastAsia="Times New Roman"/>
+          <w:b/>
+          <w:bCs/>
+        </w:rPr>
+        <w:t>toán</w:t>
+      </w:r>
+      <w:proofErr w:type="spellEnd"/>
+      <w:r>
+        <w:rPr>
+          <w:rFonts w:eastAsia="Times New Roman"/>
+          <w:b/>
+          <w:bCs/>
+        </w:rPr>
+        <w:t xml:space="preserve"> </w:t>
+      </w:r>
+      <w:proofErr w:type="spellStart"/>
+      <w:r>
+        <w:rPr>
+          <w:rFonts w:eastAsia="Times New Roman"/>
+          <w:b/>
+          <w:bCs/>
+        </w:rPr>
+        <w:t>bổ</w:t>
+      </w:r>
+      <w:proofErr w:type="spellEnd"/>
+      <w:r>
+        <w:rPr>
+          <w:rFonts w:eastAsia="Times New Roman"/>
+          <w:b/>
+          <w:bCs/>
+        </w:rPr>
+        <w:t xml:space="preserve"> sung {</w:t>
+      </w:r>
+      <w:proofErr w:type="spellStart"/>
+      <w:r>
+        <w:rPr>
+          <w:rFonts w:eastAsia="Times New Roman"/>
+          <w:b/>
+          <w:bCs/>
+        </w:rPr>
+        <w:t>stt</w:t>
+      </w:r>
+      <w:proofErr w:type="spellEnd"/>
+      <w:r>
+        <w:rPr>
+          <w:rFonts w:eastAsia="Times New Roman"/>
+          <w:b/>
+          <w:bCs/>
+        </w:rPr>
+        <w:t>}</w:t>
+      </w:r>
+    </w:p>
+    <w:tbl>
+      <w:tblPr>
+        <w:tblW w:w="10710" w:type="dxa"/>
+        <w:jc w:val="center"/>
+        <w:tblBorders>
+          <w:top w:val="single" w:sz="4" w:space="0" w:color="000000"/>
+          <w:left w:val="single" w:sz="4" w:space="0" w:color="000000"/>
+          <w:bottom w:val="single" w:sz="4" w:space="0" w:color="000000"/>
+          <w:right w:val="single" w:sz="4" w:space="0" w:color="000000"/>
+          <w:insideH w:val="single" w:sz="4" w:space="0" w:color="000000"/>
+          <w:insideV w:val="single" w:sz="4" w:space="0" w:color="000000"/>
+        </w:tblBorders>
+        <w:tblLayout w:type="fixed"/>
+        <w:tblCellMar>
+          <w:top w:w="80" w:type="dxa"/>
+          <w:left w:w="100" w:type="dxa"/>
+          <w:bottom w:w="80" w:type="dxa"/>
+          <w:right w:w="100" w:type="dxa"/>
+        </w:tblCellMar>
+        <w:tblLook w:val="04A0" w:firstRow="1" w:lastRow="0" w:firstColumn="1" w:lastColumn="0" w:noHBand="0" w:noVBand="1"/>
+      </w:tblPr>
+      <w:tblGrid>
+        <w:gridCol w:w="715"/>
+        <w:gridCol w:w="1440"/>
+        <w:gridCol w:w="1530"/>
+        <w:gridCol w:w="1080"/>
+        <w:gridCol w:w="1800"/>
+        <w:gridCol w:w="993"/>
+        <w:gridCol w:w="1531"/>
+        <w:gridCol w:w="1621"/>
+      </w:tblGrid>
+      <w:tr>
+        <w:trPr>
+          <w:cantSplit/>
+          <w:jc w:val="center"/>
+        </w:trPr>
+        <w:tc>
+          <w:tcPr>
+            <w:tcW w:w="715" w:type="dxa"/>
+            <w:tcBorders>
+              <w:top w:val="single" w:sz="4" w:space="0" w:color="000000"/>
+              <w:left w:val="single" w:sz="4" w:space="0" w:color="000000"/>
+              <w:bottom w:val="single" w:sz="4" w:space="0" w:color="000000"/>
+              <w:right w:val="single" w:sz="4" w:space="0" w:color="000000"/>
+            </w:tcBorders>
+            <w:tcMar>
+              <w:top w:w="40" w:type="dxa"/>
+              <w:left w:w="20" w:type="dxa"/>
+              <w:bottom w:w="40" w:type="dxa"/>
+              <w:right w:w="20" w:type="dxa"/>
+            </w:tcMar>
+            <w:vAlign w:val="center"/>
+            <w:hideMark/>
+          </w:tcPr>
+          <w:p>
+            <w:pPr>
+              <w:spacing w:before="120" w:after="60"/>
+              <w:jc w:val="center"/>
+              <w:rPr>
+                <w:rFonts w:eastAsia="Times New Roman"/>
+                <w:bCs/>
+                <w:sz w:val="22"/>
+              </w:rPr>
+            </w:pPr>
+            <w:r>
+              <w:rPr>
+                <w:rFonts w:eastAsia="Times New Roman"/>
+                <w:b/>
+                <w:bCs/>
+                <w:sz w:val="22"/>
+              </w:rPr>
+              <w:t>STT</w:t>
+            </w:r>
+          </w:p>
+        </w:tc>
+        <w:tc>
+          <w:tcPr>
+            <w:tcW w:w="1440" w:type="dxa"/>
+            <w:tcBorders>
+              <w:top w:val="single" w:sz="4" w:space="0" w:color="000000"/>
+              <w:left w:val="single" w:sz="4" w:space="0" w:color="000000"/>
+              <w:bottom w:val="single" w:sz="4" w:space="0" w:color="000000"/>
+              <w:right w:val="single" w:sz="4" w:space="0" w:color="000000"/>
+            </w:tcBorders>
+            <w:tcMar>
+              <w:top w:w="40" w:type="dxa"/>
+              <w:left w:w="20" w:type="dxa"/>
+              <w:bottom w:w="40" w:type="dxa"/>
+              <w:right w:w="20" w:type="dxa"/>
+            </w:tcMar>
+            <w:vAlign w:val="center"/>
+            <w:hideMark/>
+          </w:tcPr>
+          <w:p>
+            <w:pPr>
+              <w:spacing w:before="120" w:after="60"/>
+              <w:jc w:val="center"/>
+              <w:rPr>
+                <w:rFonts w:eastAsia="Times New Roman"/>
+                <w:b/>
+                <w:bCs/>
+                <w:sz w:val="22"/>
+              </w:rPr>
+            </w:pPr>
+            <w:proofErr w:type="spellStart"/>
+            <w:r>
+              <w:rPr>
+                <w:rFonts w:eastAsia="Times New Roman"/>
+                <w:b/>
+                <w:bCs/>
+                <w:sz w:val="22"/>
+              </w:rPr>
+              <w:t>Số</w:t>
+            </w:r>
+            <w:proofErr w:type="spellEnd"/>
+            <w:r>
+              <w:rPr>
+                <w:rFonts w:eastAsia="Times New Roman"/>
+                <w:b/>
+                <w:bCs/>
+                <w:sz w:val="22"/>
+              </w:rPr>
+              <w:t xml:space="preserve"> </w:t>
+            </w:r>
+            <w:proofErr w:type="spellStart"/>
+            <w:r>
+              <w:rPr>
+                <w:rFonts w:eastAsia="Times New Roman"/>
+                <w:b/>
+                <w:bCs/>
+                <w:sz w:val="22"/>
+              </w:rPr>
+              <w:t>tài</w:t>
+            </w:r>
+            <w:proofErr w:type="spellEnd"/>
+            <w:r>
+              <w:rPr>
+                <w:rFonts w:eastAsia="Times New Roman"/>
+                <w:b/>
+                <w:bCs/>
+                <w:sz w:val="22"/>
+              </w:rPr>
+              <w:t xml:space="preserve"> </w:t>
+            </w:r>
+            <w:proofErr w:type="spellStart"/>
+            <w:r>
+              <w:rPr>
+                <w:rFonts w:eastAsia="Times New Roman"/>
+                <w:b/>
+                <w:bCs/>
+                <w:sz w:val="22"/>
+              </w:rPr>
+              <w:t>khoản</w:t>
+            </w:r>
+            <w:proofErr w:type="spellEnd"/>
+          </w:p>
+        </w:tc>
+        <w:tc>
+          <w:tcPr>
+            <w:tcW w:w="1530" w:type="dxa"/>
+            <w:tcBorders>
+              <w:top w:val="single" w:sz="4" w:space="0" w:color="000000"/>
+              <w:left w:val="single" w:sz="4" w:space="0" w:color="000000"/>
+              <w:bottom w:val="single" w:sz="4" w:space="0" w:color="000000"/>
+              <w:right w:val="single" w:sz="4" w:space="0" w:color="000000"/>
+            </w:tcBorders>
+            <w:tcMar>
+              <w:top w:w="40" w:type="dxa"/>
+              <w:left w:w="20" w:type="dxa"/>
+              <w:bottom w:w="40" w:type="dxa"/>
+              <w:right w:w="20" w:type="dxa"/>
+            </w:tcMar>
+            <w:vAlign w:val="center"/>
+            <w:hideMark/>
+          </w:tcPr>
+          <w:p>
+            <w:pPr>
+              <w:spacing w:before="120" w:after="60"/>
+              <w:jc w:val="center"/>
+              <w:rPr>
+                <w:rFonts w:eastAsia="Times New Roman"/>
+                <w:bCs/>
+                <w:sz w:val="22"/>
+              </w:rPr>
+            </w:pPr>
+            <w:proofErr w:type="spellStart"/>
+            <w:r>
+              <w:rPr>
+                <w:rFonts w:eastAsia="Times New Roman"/>
+                <w:b/>
+                <w:bCs/>
+                <w:sz w:val="22"/>
+              </w:rPr>
+              <w:t>Tên</w:t>
+            </w:r>
+            <w:proofErr w:type="spellEnd"/>
+            <w:r>
+              <w:rPr>
+                <w:rFonts w:eastAsia="Times New Roman"/>
+                <w:b/>
+                <w:bCs/>
+                <w:sz w:val="22"/>
+              </w:rPr>
+              <w:t xml:space="preserve"> </w:t>
+            </w:r>
+            <w:proofErr w:type="spellStart"/>
+            <w:r>
+              <w:rPr>
+                <w:rFonts w:eastAsia="Times New Roman"/>
+                <w:b/>
+                <w:bCs/>
+                <w:sz w:val="22"/>
+              </w:rPr>
+              <w:t>tài</w:t>
+            </w:r>
+            <w:proofErr w:type="spellEnd"/>
+            <w:r>
+              <w:rPr>
+                <w:rFonts w:eastAsia="Times New Roman"/>
+                <w:b/>
+                <w:bCs/>
+                <w:sz w:val="22"/>
+              </w:rPr>
+              <w:t xml:space="preserve"> </w:t>
+            </w:r>
+            <w:proofErr w:type="spellStart"/>
+            <w:r>
+              <w:rPr>
+                <w:rFonts w:eastAsia="Times New Roman"/>
+                <w:b/>
+                <w:bCs/>
+                <w:sz w:val="22"/>
+              </w:rPr>
+              <w:t>khoản</w:t>
+            </w:r>
+            <w:proofErr w:type="spellEnd"/>
+          </w:p>
+        </w:tc>
+        <w:tc>
+          <w:tcPr>
+            <w:tcW w:w="1080" w:type="dxa"/>
+            <w:tcBorders>
+              <w:top w:val="single" w:sz="4" w:space="0" w:color="000000"/>
+              <w:left w:val="single" w:sz="4" w:space="0" w:color="000000"/>
+              <w:bottom w:val="single" w:sz="4" w:space="0" w:color="000000"/>
+              <w:right w:val="single" w:sz="4" w:space="0" w:color="000000"/>
+            </w:tcBorders>
+            <w:tcMar>
+              <w:top w:w="40" w:type="dxa"/>
+              <w:left w:w="20" w:type="dxa"/>
+              <w:bottom w:w="40" w:type="dxa"/>
+              <w:right w:w="20" w:type="dxa"/>
+            </w:tcMar>
+            <w:vAlign w:val="center"/>
+            <w:hideMark/>
+          </w:tcPr>
+          <w:p>
+            <w:pPr>
+              <w:spacing w:before="120" w:after="60"/>
+              <w:jc w:val="center"/>
+              <w:rPr>
+                <w:rFonts w:eastAsia="Times New Roman"/>
+                <w:bCs/>
+                <w:sz w:val="22"/>
+              </w:rPr>
+            </w:pPr>
+            <w:proofErr w:type="spellStart"/>
+            <w:r>
+              <w:rPr>
+                <w:rFonts w:eastAsia="Times New Roman"/>
+                <w:b/>
+                <w:bCs/>
+                <w:sz w:val="22"/>
+              </w:rPr>
+              <w:t>Đơn</w:t>
+            </w:r>
+            <w:proofErr w:type="spellEnd"/>
+            <w:r>
+              <w:rPr>
+                <w:rFonts w:eastAsia="Times New Roman"/>
+                <w:b/>
+                <w:bCs/>
+                <w:sz w:val="22"/>
+              </w:rPr>
+              <w:t xml:space="preserve"> </w:t>
+            </w:r>
+            <w:proofErr w:type="spellStart"/>
+            <w:r>
+              <w:rPr>
+                <w:rFonts w:eastAsia="Times New Roman"/>
+                <w:b/>
+                <w:bCs/>
+                <w:sz w:val="22"/>
+              </w:rPr>
+              <w:t>vị</w:t>
+            </w:r>
+            <w:proofErr w:type="spellEnd"/>
+          </w:p>
+        </w:tc>
+        <w:tc>
+          <w:tcPr>
+            <w:tcW w:w="1800" w:type="dxa"/>
+            <w:tcBorders>
+              <w:top w:val="single" w:sz="4" w:space="0" w:color="000000"/>
+              <w:left w:val="single" w:sz="4" w:space="0" w:color="000000"/>
+              <w:bottom w:val="single" w:sz="4" w:space="0" w:color="000000"/>
+              <w:right w:val="single" w:sz="4" w:space="0" w:color="000000"/>
+            </w:tcBorders>
+            <w:tcMar>
+              <w:top w:w="40" w:type="dxa"/>
+              <w:left w:w="20" w:type="dxa"/>
+              <w:bottom w:w="40" w:type="dxa"/>
+              <w:right w:w="20" w:type="dxa"/>
+            </w:tcMar>
+            <w:vAlign w:val="center"/>
+            <w:hideMark/>
+          </w:tcPr>
+          <w:p>
+            <w:pPr>
+              <w:spacing w:before="120" w:after="60"/>
+              <w:jc w:val="center"/>
+              <w:rPr>
+                <w:rFonts w:eastAsia="Times New Roman"/>
+                <w:bCs/>
+                <w:sz w:val="22"/>
+              </w:rPr>
+            </w:pPr>
+            <w:proofErr w:type="spellStart"/>
+            <w:r>
+              <w:rPr>
+                <w:rFonts w:eastAsia="Times New Roman"/>
+                <w:b/>
+                <w:bCs/>
+                <w:sz w:val="22"/>
+              </w:rPr>
+              <w:t>Diễn</w:t>
+            </w:r>
+            <w:proofErr w:type="spellEnd"/>
+            <w:r>
+              <w:rPr>
+                <w:rFonts w:eastAsia="Times New Roman"/>
+                <w:b/>
+                <w:bCs/>
+                <w:sz w:val="22"/>
+              </w:rPr>
+              <w:t xml:space="preserve"> </w:t>
+            </w:r>
+            <w:proofErr w:type="spellStart"/>
+            <w:r>
+              <w:rPr>
+                <w:rFonts w:eastAsia="Times New Roman"/>
+                <w:b/>
+                <w:bCs/>
+                <w:sz w:val="22"/>
+              </w:rPr>
+              <w:t>giải</w:t>
+            </w:r>
+            <w:proofErr w:type="spellEnd"/>
+          </w:p>
+        </w:tc>
+        <w:tc>
+          <w:tcPr>
+            <w:tcW w:w="993" w:type="dxa"/>
+            <w:tcBorders>
+              <w:top w:val="single" w:sz="4" w:space="0" w:color="000000"/>
+              <w:left w:val="single" w:sz="4" w:space="0" w:color="000000"/>
+              <w:bottom w:val="single" w:sz="4" w:space="0" w:color="000000"/>
+              <w:right w:val="single" w:sz="4" w:space="0" w:color="000000"/>
+            </w:tcBorders>
+            <w:tcMar>
+              <w:top w:w="40" w:type="dxa"/>
+              <w:left w:w="20" w:type="dxa"/>
+              <w:bottom w:w="40" w:type="dxa"/>
+              <w:right w:w="20" w:type="dxa"/>
+            </w:tcMar>
+            <w:vAlign w:val="center"/>
+            <w:hideMark/>
+          </w:tcPr>
+          <w:p>
+            <w:pPr>
+              <w:spacing w:before="120" w:after="60"/>
+              <w:jc w:val="center"/>
+              <w:rPr>
+                <w:rFonts w:eastAsia="Times New Roman"/>
+                <w:bCs/>
+                <w:sz w:val="22"/>
+              </w:rPr>
+            </w:pPr>
+            <w:proofErr w:type="spellStart"/>
+            <w:r>
+              <w:rPr>
+                <w:rFonts w:eastAsia="Times New Roman"/>
+                <w:b/>
+                <w:bCs/>
+                <w:sz w:val="22"/>
+              </w:rPr>
+              <w:t>Loại</w:t>
+            </w:r>
+            <w:proofErr w:type="spellEnd"/>
+            <w:r>
+              <w:rPr>
+                <w:rFonts w:eastAsia="Times New Roman"/>
+                <w:b/>
+                <w:bCs/>
+                <w:sz w:val="22"/>
+              </w:rPr>
+              <w:t xml:space="preserve"> </w:t>
+            </w:r>
+            <w:proofErr w:type="spellStart"/>
+            <w:r>
+              <w:rPr>
+                <w:rFonts w:eastAsia="Times New Roman"/>
+                <w:b/>
+                <w:bCs/>
+                <w:sz w:val="22"/>
+              </w:rPr>
+              <w:t>tiền</w:t>
+            </w:r>
+            <w:proofErr w:type="spellEnd"/>
+          </w:p>
+        </w:tc>
+        <w:tc>
+          <w:tcPr>
+            <w:tcW w:w="1531" w:type="dxa"/>
+            <w:tcBorders>
+              <w:top w:val="single" w:sz="4" w:space="0" w:color="000000"/>
+              <w:left w:val="single" w:sz="4" w:space="0" w:color="000000"/>
+              <w:bottom w:val="single" w:sz="4" w:space="0" w:color="000000"/>
+              <w:right w:val="single" w:sz="4" w:space="0" w:color="000000"/>
+            </w:tcBorders>
+            <w:tcMar>
+              <w:top w:w="40" w:type="dxa"/>
+              <w:left w:w="20" w:type="dxa"/>
+              <w:bottom w:w="40" w:type="dxa"/>
+              <w:right w:w="20" w:type="dxa"/>
+            </w:tcMar>
+            <w:vAlign w:val="center"/>
+            <w:hideMark/>
+          </w:tcPr>
+          <w:p>
+            <w:pPr>
+              <w:spacing w:before="120" w:after="60"/>
+              <w:jc w:val="center"/>
+              <w:rPr>
+                <w:rFonts w:eastAsia="Times New Roman"/>
+                <w:bCs/>
+                <w:sz w:val="22"/>
+              </w:rPr>
+            </w:pPr>
+            <w:proofErr w:type="spellStart"/>
+            <w:r>
+              <w:rPr>
+                <w:rFonts w:eastAsia="Times New Roman"/>
+                <w:b/>
+                <w:bCs/>
+                <w:sz w:val="22"/>
+              </w:rPr>
+              <w:t>Ghi</w:t>
+            </w:r>
+            <w:proofErr w:type="spellEnd"/>
+            <w:r>
+              <w:rPr>
+                <w:rFonts w:eastAsia="Times New Roman"/>
+                <w:b/>
+                <w:bCs/>
+                <w:sz w:val="22"/>
+              </w:rPr>
+              <w:t xml:space="preserve"> </w:t>
+            </w:r>
+            <w:proofErr w:type="spellStart"/>
+            <w:r>
+              <w:rPr>
+                <w:rFonts w:eastAsia="Times New Roman"/>
+                <w:b/>
+                <w:bCs/>
+                <w:sz w:val="22"/>
+              </w:rPr>
+              <w:t>Nợ</w:t>
+            </w:r>
+            <w:proofErr w:type="spellEnd"/>
+          </w:p>
+        </w:tc>
+        <w:tc>
+          <w:tcPr>
+            <w:tcW w:w="1621" w:type="dxa"/>
+            <w:tcBorders>
+              <w:top w:val="single" w:sz="4" w:space="0" w:color="000000"/>
+              <w:left w:val="single" w:sz="4" w:space="0" w:color="000000"/>
+              <w:bottom w:val="single" w:sz="4" w:space="0" w:color="000000"/>
+              <w:right w:val="single" w:sz="4" w:space="0" w:color="000000"/>
+            </w:tcBorders>
+            <w:tcMar>
+              <w:top w:w="40" w:type="dxa"/>
+              <w:left w:w="20" w:type="dxa"/>
+              <w:bottom w:w="40" w:type="dxa"/>
+              <w:right w:w="20" w:type="dxa"/>
+            </w:tcMar>
+            <w:vAlign w:val="center"/>
+            <w:hideMark/>
+          </w:tcPr>
+          <w:p>
+            <w:pPr>
+              <w:spacing w:before="120" w:after="60"/>
+              <w:jc w:val="center"/>
+              <w:rPr>
+                <w:rFonts w:eastAsia="Times New Roman"/>
+                <w:bCs/>
+                <w:sz w:val="22"/>
+              </w:rPr>
+            </w:pPr>
+            <w:proofErr w:type="spellStart"/>
+            <w:r>
+              <w:rPr>
+                <w:rFonts w:eastAsia="Times New Roman"/>
+                <w:b/>
+                <w:bCs/>
+                <w:sz w:val="22"/>
+              </w:rPr>
+              <w:t>Ghi</w:t>
+            </w:r>
+            <w:proofErr w:type="spellEnd"/>
+            <w:r>
+              <w:rPr>
+                <w:rFonts w:eastAsia="Times New Roman"/>
+                <w:b/>
+                <w:bCs/>
+                <w:sz w:val="22"/>
+              </w:rPr>
+              <w:t xml:space="preserve"> </w:t>
+            </w:r>
+            <w:proofErr w:type="spellStart"/>
+            <w:r>
+              <w:rPr>
+                <w:rFonts w:eastAsia="Times New Roman"/>
+                <w:b/>
+                <w:bCs/>
+                <w:sz w:val="22"/>
+              </w:rPr>
+              <w:t>Có</w:t>
+            </w:r>
+            <w:proofErr w:type="spellEnd"/>
+          </w:p>
+        </w:tc>
+      </w:tr>
+      <w:tr>
+        <w:trPr>
+          <w:cantSplit/>
+          <w:jc w:val="center"/>
+        </w:trPr>
+        <w:tc>
+          <w:tcPr>
+            <w:tcW w:w="715" w:type="dxa"/>
+            <w:tcBorders>
+              <w:top w:val="single" w:sz="4" w:space="0" w:color="000000"/>
+              <w:left w:val="single" w:sz="4" w:space="0" w:color="000000"/>
+              <w:bottom w:val="single" w:sz="4" w:space="0" w:color="000000"/>
+              <w:right w:val="single" w:sz="4" w:space="0" w:color="000000"/>
+            </w:tcBorders>
+            <w:tcMar>
+              <w:top w:w="40" w:type="dxa"/>
+              <w:left w:w="20" w:type="dxa"/>
+              <w:bottom w:w="40" w:type="dxa"/>
+              <w:right w:w="20" w:type="dxa"/>
+            </w:tcMar>
+            <w:vAlign w:val="center"/>
+            <w:hideMark/>
+          </w:tcPr>
+          <w:p>
+            <w:pPr>
+              <w:spacing w:before="120" w:after="60"/>
+              <w:jc w:val="center"/>
+              <w:rPr>
+                <w:rFonts w:eastAsia="Times New Roman"/>
+                <w:bCs/>
+                <w:sz w:val="19"/>
+                <w:szCs w:val="19"/>
+              </w:rPr>
+            </w:pPr>
+            <w:r>
+              <w:rPr>
+                <w:rFonts w:eastAsia="Times New Roman"/>
+                <w:bCs/>
+                <w:sz w:val="19"/>
+                <w:szCs w:val="19"/>
+              </w:rPr>
+              <w:t>{#rows}</w:t>
+            </w:r>
+            <w:r>
+              <w:rPr>
+                <w:rFonts w:eastAsia="Times New Roman"/>
+                <w:bCs/>
+                <w:sz w:val="19"/>
+                <w:szCs w:val="19"/>
+              </w:rPr>
+              <w:br/>
+              <w:t>{</w:t>
+            </w:r>
+            <w:proofErr w:type="spellStart"/>
+            <w:r>
+              <w:rPr>
+                <w:rFonts w:eastAsia="Times New Roman"/>
+                <w:bCs/>
+                <w:sz w:val="19"/>
+                <w:szCs w:val="19"/>
+              </w:rPr>
+              <w:t>stt</w:t>
+            </w:r>
+            <w:proofErr w:type="spellEnd"/>
+            <w:r>
+              <w:rPr>
+                <w:rFonts w:eastAsia="Times New Roman"/>
+                <w:bCs/>
+                <w:sz w:val="19"/>
+                <w:szCs w:val="19"/>
+              </w:rPr>
+              <w:t>}</w:t>
+            </w:r>
+          </w:p>
+        </w:tc>
+        <w:tc>
+          <w:tcPr>
+            <w:tcW w:w="1440" w:type="dxa"/>
+            <w:tcBorders>
+              <w:top w:val="single" w:sz="4" w:space="0" w:color="000000"/>
+              <w:left w:val="single" w:sz="4" w:space="0" w:color="000000"/>
+              <w:bottom w:val="single" w:sz="4" w:space="0" w:color="000000"/>
+              <w:right w:val="single" w:sz="4" w:space="0" w:color="000000"/>
+            </w:tcBorders>
+            <w:tcMar>
+              <w:top w:w="40" w:type="dxa"/>
+              <w:left w:w="20" w:type="dxa"/>
+              <w:bottom w:w="40" w:type="dxa"/>
+              <w:right w:w="20" w:type="dxa"/>
+            </w:tcMar>
+            <w:vAlign w:val="center"/>
+            <w:hideMark/>
+          </w:tcPr>
+          <w:p>
+            <w:pPr>
+              <w:spacing w:before="120" w:after="60"/>
+              <w:jc w:val="center"/>
+              <w:rPr>
+                <w:rFonts w:eastAsia="Times New Roman"/>
+                <w:bCs/>
+                <w:sz w:val="19"/>
+                <w:szCs w:val="19"/>
+              </w:rPr>
+            </w:pPr>
+            <w:r>
+              <w:rPr>
+                <w:rFonts w:eastAsia="Times New Roman"/>
+                <w:bCs/>
+                <w:sz w:val="19"/>
+                <w:szCs w:val="19"/>
+              </w:rPr>
+              <w:t>{</w:t>
+            </w:r>
+            <w:proofErr w:type="spellStart"/>
+            <w:r>
+              <w:rPr>
+                <w:rFonts w:eastAsia="Times New Roman"/>
+                <w:bCs/>
+                <w:sz w:val="19"/>
+                <w:szCs w:val="19"/>
+              </w:rPr>
+              <w:t>account_number</w:t>
+            </w:r>
+            <w:proofErr w:type="spellEnd"/>
+            <w:r>
+              <w:rPr>
+                <w:rFonts w:eastAsia="Times New Roman"/>
+                <w:bCs/>
+                <w:sz w:val="19"/>
+                <w:szCs w:val="19"/>
+              </w:rPr>
+              <w:t>}</w:t>
+            </w:r>
+          </w:p>
+        </w:tc>
+        <w:tc>
+          <w:tcPr>
+            <w:tcW w:w="1530" w:type="dxa"/>
+            <w:tcBorders>
+              <w:top w:val="single" w:sz="4" w:space="0" w:color="000000"/>
+              <w:left w:val="single" w:sz="4" w:space="0" w:color="000000"/>
+              <w:bottom w:val="single" w:sz="4" w:space="0" w:color="000000"/>
+              <w:right w:val="single" w:sz="4" w:space="0" w:color="000000"/>
+            </w:tcBorders>
+            <w:tcMar>
+              <w:top w:w="40" w:type="dxa"/>
+              <w:left w:w="20" w:type="dxa"/>
+              <w:bottom w:w="40" w:type="dxa"/>
+              <w:right w:w="20" w:type="dxa"/>
+            </w:tcMar>
+            <w:vAlign w:val="center"/>
+            <w:hideMark/>
+          </w:tcPr>
+          <w:p>
+            <w:pPr>
+              <w:spacing w:before="120" w:after="60"/>
+              <w:jc w:val="center"/>
+              <w:rPr>
+                <w:rFonts w:eastAsia="Times New Roman"/>
+                <w:bCs/>
+                <w:sz w:val="19"/>
+                <w:szCs w:val="19"/>
+              </w:rPr>
+            </w:pPr>
+            <w:r>
+              <w:rPr>
+                <w:rFonts w:eastAsia="Times New Roman"/>
+                <w:bCs/>
+                <w:sz w:val="19"/>
+                <w:szCs w:val="19"/>
+              </w:rPr>
+              <w:t>{</w:t>
+            </w:r>
+            <w:proofErr w:type="spellStart"/>
+            <w:r>
+              <w:rPr>
+                <w:rFonts w:eastAsia="Times New Roman"/>
+                <w:bCs/>
+                <w:sz w:val="19"/>
+                <w:szCs w:val="19"/>
+              </w:rPr>
+              <w:t>account_name</w:t>
+            </w:r>
+            <w:proofErr w:type="spellEnd"/>
+            <w:r>
+              <w:rPr>
+                <w:rFonts w:eastAsia="Times New Roman"/>
+                <w:bCs/>
+                <w:sz w:val="19"/>
+                <w:szCs w:val="19"/>
+              </w:rPr>
+              <w:t>}</w:t>
+            </w:r>
+          </w:p>
+        </w:tc>
+        <w:tc>
+          <w:tcPr>
+            <w:tcW w:w="1080" w:type="dxa"/>
+            <w:tcBorders>
+              <w:top w:val="single" w:sz="4" w:space="0" w:color="000000"/>
+              <w:left w:val="single" w:sz="4" w:space="0" w:color="000000"/>
+              <w:bottom w:val="single" w:sz="4" w:space="0" w:color="000000"/>
+              <w:right w:val="single" w:sz="4" w:space="0" w:color="000000"/>
+            </w:tcBorders>
+            <w:tcMar>
+              <w:top w:w="40" w:type="dxa"/>
+              <w:left w:w="20" w:type="dxa"/>
+              <w:bottom w:w="40" w:type="dxa"/>
+              <w:right w:w="20" w:type="dxa"/>
+            </w:tcMar>
+            <w:vAlign w:val="center"/>
+            <w:hideMark/>
+          </w:tcPr>
+          <w:p>
+            <w:pPr>
+              <w:spacing w:before="120" w:after="60"/>
+              <w:jc w:val="center"/>
+              <w:rPr>
+                <w:rFonts w:eastAsia="Times New Roman"/>
+                <w:bCs/>
+                <w:sz w:val="19"/>
+                <w:szCs w:val="19"/>
+              </w:rPr>
+            </w:pPr>
+            <w:r>
+              <w:rPr>
+                <w:rFonts w:eastAsia="Times New Roman"/>
+                <w:bCs/>
+                <w:sz w:val="19"/>
+                <w:szCs w:val="19"/>
+              </w:rPr>
+              <w:t>{</w:t>
+            </w:r>
+            <w:proofErr w:type="spellStart"/>
+            <w:r>
+              <w:rPr>
+                <w:rFonts w:eastAsia="Times New Roman"/>
+                <w:bCs/>
+                <w:sz w:val="19"/>
+                <w:szCs w:val="19"/>
+              </w:rPr>
+              <w:t>unit_code</w:t>
+            </w:r>
+            <w:proofErr w:type="spellEnd"/>
+            <w:r>
+              <w:rPr>
+                <w:rFonts w:eastAsia="Times New Roman"/>
+                <w:bCs/>
+                <w:sz w:val="19"/>
+                <w:szCs w:val="19"/>
+              </w:rPr>
+              <w:t>}</w:t>
+            </w:r>
+          </w:p>
+        </w:tc>
+        <w:tc>
+          <w:tcPr>
+            <w:tcW w:w="1800" w:type="dxa"/>
+            <w:tcBorders>
+              <w:top w:val="single" w:sz="4" w:space="0" w:color="000000"/>
+              <w:left w:val="single" w:sz="4" w:space="0" w:color="000000"/>
+              <w:bottom w:val="single" w:sz="4" w:space="0" w:color="000000"/>
+              <w:right w:val="single" w:sz="4" w:space="0" w:color="000000"/>
+            </w:tcBorders>
+            <w:tcMar>
+              <w:top w:w="40" w:type="dxa"/>
+              <w:left w:w="20" w:type="dxa"/>
+              <w:bottom w:w="40" w:type="dxa"/>
+              <w:right w:w="20" w:type="dxa"/>
+            </w:tcMar>
+            <w:vAlign w:val="center"/>
+            <w:hideMark/>
+          </w:tcPr>
+          <w:p>
+            <w:pPr>
+              <w:spacing w:before="120" w:after="60"/>
+              <w:jc w:val="center"/>
+              <w:rPr>
+                <w:rFonts w:eastAsia="Times New Roman"/>
+                <w:bCs/>
+                <w:sz w:val="19"/>
+                <w:szCs w:val="19"/>
+              </w:rPr>
+            </w:pPr>
+            <w:r>
+              <w:rPr>
+                <w:rFonts w:eastAsia="Times New Roman"/>
+                <w:bCs/>
+                <w:sz w:val="19"/>
+                <w:szCs w:val="19"/>
+              </w:rPr>
+              <w:t>{description}</w:t>
+            </w:r>
+          </w:p>
+        </w:tc>
+        <w:tc>
+          <w:tcPr>
+            <w:tcW w:w="993" w:type="dxa"/>
+            <w:tcBorders>
+              <w:top w:val="single" w:sz="4" w:space="0" w:color="000000"/>
+              <w:left w:val="single" w:sz="4" w:space="0" w:color="000000"/>
+              <w:bottom w:val="single" w:sz="4" w:space="0" w:color="000000"/>
+              <w:right w:val="single" w:sz="4" w:space="0" w:color="000000"/>
+            </w:tcBorders>
+            <w:tcMar>
+              <w:top w:w="40" w:type="dxa"/>
+              <w:left w:w="20" w:type="dxa"/>
+              <w:bottom w:w="40" w:type="dxa"/>
+              <w:right w:w="20" w:type="dxa"/>
+            </w:tcMar>
+            <w:vAlign w:val="center"/>
+            <w:hideMark/>
+          </w:tcPr>
+          <w:p>
+            <w:pPr>
+              <w:spacing w:before="120" w:after="60"/>
+              <w:jc w:val="center"/>
+              <w:rPr>
+                <w:rFonts w:eastAsia="Times New Roman"/>
+                <w:bCs/>
+                <w:sz w:val="19"/>
+                <w:szCs w:val="19"/>
+              </w:rPr>
+            </w:pPr>
+            <w:r>
+              <w:rPr>
+                <w:rFonts w:eastAsia="Times New Roman"/>
+                <w:bCs/>
+                <w:sz w:val="19"/>
+                <w:szCs w:val="19"/>
+              </w:rPr>
+              <w:t>{currency}</w:t>
+            </w:r>
+          </w:p>
+        </w:tc>
+        <w:tc>
+          <w:tcPr>
+            <w:tcW w:w="1531" w:type="dxa"/>
+            <w:tcBorders>
+              <w:top w:val="single" w:sz="4" w:space="0" w:color="000000"/>
+              <w:left w:val="single" w:sz="4" w:space="0" w:color="000000"/>
+              <w:bottom w:val="single" w:sz="4" w:space="0" w:color="000000"/>
+              <w:right w:val="single" w:sz="4" w:space="0" w:color="000000"/>
+            </w:tcBorders>
+            <w:tcMar>
+              <w:top w:w="40" w:type="dxa"/>
+              <w:left w:w="20" w:type="dxa"/>
+              <w:bottom w:w="40" w:type="dxa"/>
+              <w:right w:w="20" w:type="dxa"/>
+            </w:tcMar>
+            <w:vAlign w:val="center"/>
+            <w:hideMark/>
+          </w:tcPr>
+          <w:p>
+            <w:pPr>
+              <w:spacing w:before="120" w:after="60"/>
+              <w:jc w:val="center"/>
+              <w:rPr>
+                <w:rFonts w:eastAsia="Times New Roman"/>
+                <w:bCs/>
+                <w:sz w:val="19"/>
+                <w:szCs w:val="19"/>
+              </w:rPr>
+            </w:pPr>
+            <w:r>
+              <w:rPr>
+                <w:rFonts w:eastAsia="Times New Roman"/>
+                <w:bCs/>
+                <w:sz w:val="19"/>
+                <w:szCs w:val="19"/>
+              </w:rPr>
+              <w:t>{</w:t>
+            </w:r>
+            <w:proofErr w:type="spellStart"/>
+            <w:r>
+              <w:rPr>
+                <w:rFonts w:eastAsia="Times New Roman"/>
+                <w:bCs/>
+                <w:sz w:val="19"/>
+                <w:szCs w:val="19"/>
+              </w:rPr>
+              <w:t>debit_amount</w:t>
+            </w:r>
+            <w:proofErr w:type="spellEnd"/>
+            <w:r>
+              <w:rPr>
+                <w:rFonts w:eastAsia="Times New Roman"/>
+                <w:bCs/>
+                <w:sz w:val="19"/>
+                <w:szCs w:val="19"/>
+              </w:rPr>
+              <w:t>}</w:t>
+            </w:r>
+          </w:p>
+        </w:tc>
+        <w:tc>
+          <w:tcPr>
+            <w:tcW w:w="1621" w:type="dxa"/>
+            <w:tcBorders>
+              <w:top w:val="single" w:sz="4" w:space="0" w:color="000000"/>
+              <w:left w:val="single" w:sz="4" w:space="0" w:color="000000"/>
+              <w:bottom w:val="single" w:sz="4" w:space="0" w:color="000000"/>
+              <w:right w:val="single" w:sz="4" w:space="0" w:color="000000"/>
+            </w:tcBorders>
+            <w:tcMar>
+              <w:top w:w="40" w:type="dxa"/>
+              <w:left w:w="20" w:type="dxa"/>
+              <w:bottom w:w="40" w:type="dxa"/>
+              <w:right w:w="20" w:type="dxa"/>
+            </w:tcMar>
+            <w:vAlign w:val="center"/>
+            <w:hideMark/>
+          </w:tcPr>
+          <w:p>
+            <w:pPr>
+              <w:spacing w:before="120" w:after="60"/>
+              <w:jc w:val="center"/>
+              <w:rPr>
+                <w:rFonts w:eastAsia="Times New Roman"/>
+                <w:bCs/>
+                <w:sz w:val="19"/>
+                <w:szCs w:val="19"/>
+              </w:rPr>
+            </w:pPr>
+            <w:r>
+              <w:rPr>
+                <w:rFonts w:eastAsia="Times New Roman"/>
+                <w:bCs/>
+                <w:sz w:val="19"/>
+                <w:szCs w:val="19"/>
+              </w:rPr>
+              <w:t>{</w:t>
+            </w:r>
+            <w:proofErr w:type="spellStart"/>
+            <w:r>
+              <w:rPr>
+                <w:rFonts w:eastAsia="Times New Roman"/>
+                <w:bCs/>
+                <w:sz w:val="19"/>
+                <w:szCs w:val="19"/>
+              </w:rPr>
+              <w:t>credit_amount</w:t>
+            </w:r>
+            <w:proofErr w:type="spellEnd"/>
+            <w:r>
+              <w:rPr>
+                <w:rFonts w:eastAsia="Times New Roman"/>
+                <w:bCs/>
+                <w:sz w:val="19"/>
+                <w:szCs w:val="19"/>
+              </w:rPr>
+              <w:t>}</w:t>
+            </w:r>
+            <w:r>
+              <w:rPr>
+                <w:rFonts w:eastAsia="Times New Roman"/>
+                <w:bCs/>
+                <w:sz w:val="19"/>
+                <w:szCs w:val="19"/>
+              </w:rPr>
+              <w:br/>
+              <w:t>{/rows}</w:t>
+            </w:r>
+          </w:p>
+        </w:tc>
+      </w:tr>
+    </w:tbl>
+    <w:p>
+      <w:pPr>
+        <w:spacing w:before="120" w:after="60"/>
+        <w:rPr>
+          <w:rFonts w:eastAsia="Times New Roman"/>
+          <w:bCs/>
+        </w:rPr>
+      </w:pPr>
+      <w:r>
+        <w:rPr>
+          <w:rFonts w:eastAsia="Times New Roman"/>
+          <w:bCs/>
+        </w:rPr>
+        <w:t>{/</w:t>
+      </w:r>
+      <w:proofErr w:type="spellStart"/>
+      <w:r>
+        <w:rPr>
+          <w:rFonts w:eastAsia="Times New Roman"/>
+          <w:bCs/>
+        </w:rPr>
+        <w:t>supplemental_entry_groups</w:t>
+      </w:r>
+      <w:proofErr w:type="spellEnd"/>
+      <w:r>
+        <w:rPr>
+          <w:rFonts w:eastAsia="Times New Roman"/>
+          <w:bCs/>
+        </w:rPr>
+        <w:t>}</w:t>
+      </w:r>
+    </w:p>
+    <w:p>
+      <w:pPr>
+        <w:spacing w:before="120" w:after="60"/>
+        <w:rPr>
+          <w:rFonts w:eastAsia="Times New Roman"/>
           <w:b/>
           <w:szCs w:val="24"/>
         </w:rPr>
@@ -2655,8 +4119,129 @@
           <w:rFonts w:eastAsia="Times New Roman"/>
           <w:b/>
         </w:rPr>
-        <w:t>{ref_amt_checkbox} Số tiền hoàn tạm ứng phải nộp</w:t>
-      </w:r>
+        <w:t>{</w:t>
+      </w:r>
+      <w:proofErr w:type="spellStart"/>
+      <w:r>
+        <w:rPr>
+          <w:rFonts w:eastAsia="Times New Roman"/>
+          <w:b/>
+        </w:rPr>
+        <w:t>ref_amt_checkbox</w:t>
+      </w:r>
+      <w:proofErr w:type="spellEnd"/>
+      <w:r>
+        <w:rPr>
+          <w:rFonts w:eastAsia="Times New Roman"/>
+          <w:b/>
+        </w:rPr>
+        <w:t xml:space="preserve">} </w:t>
+      </w:r>
+      <w:proofErr w:type="spellStart"/>
+      <w:r>
+        <w:rPr>
+          <w:rFonts w:eastAsia="Times New Roman"/>
+          <w:b/>
+        </w:rPr>
+        <w:t>Số</w:t>
+      </w:r>
+      <w:proofErr w:type="spellEnd"/>
+      <w:r>
+        <w:rPr>
+          <w:rFonts w:eastAsia="Times New Roman"/>
+          <w:b/>
+        </w:rPr>
+        <w:t xml:space="preserve"> </w:t>
+      </w:r>
+      <w:proofErr w:type="spellStart"/>
+      <w:r>
+        <w:rPr>
+          <w:rFonts w:eastAsia="Times New Roman"/>
+          <w:b/>
+        </w:rPr>
+        <w:t>tiền</w:t>
+      </w:r>
+      <w:proofErr w:type="spellEnd"/>
+      <w:r>
+        <w:rPr>
+          <w:rFonts w:eastAsia="Times New Roman"/>
+          <w:b/>
+        </w:rPr>
+        <w:t xml:space="preserve"> </w:t>
+      </w:r>
+      <w:proofErr w:type="spellStart"/>
+      <w:r>
+        <w:rPr>
+          <w:rFonts w:eastAsia="Times New Roman"/>
+          <w:b/>
+        </w:rPr>
+        <w:t>hoàn</w:t>
+      </w:r>
+      <w:proofErr w:type="spellEnd"/>
+      <w:r>
+        <w:rPr>
+          <w:rFonts w:eastAsia="Times New Roman"/>
+          <w:b/>
+        </w:rPr>
+        <w:t xml:space="preserve"> </w:t>
+      </w:r>
+      <w:proofErr w:type="spellStart"/>
+      <w:r>
+        <w:rPr>
+          <w:rFonts w:eastAsia="Times New Roman"/>
+          <w:b/>
+        </w:rPr>
+        <w:t>tạm</w:t>
+      </w:r>
+      <w:proofErr w:type="spellEnd"/>
+      <w:r>
+        <w:rPr>
+          <w:rFonts w:eastAsia="Times New Roman"/>
+          <w:b/>
+        </w:rPr>
+        <w:t xml:space="preserve"> </w:t>
+      </w:r>
+      <w:proofErr w:type="spellStart"/>
+      <w:r>
+        <w:rPr>
+          <w:rFonts w:eastAsia="Times New Roman"/>
+          <w:b/>
+        </w:rPr>
+        <w:t>ứng</w:t>
+      </w:r>
+      <w:proofErr w:type="spellEnd"/>
+      <w:r>
+        <w:rPr>
+          <w:rFonts w:eastAsia="Times New Roman"/>
+          <w:b/>
+        </w:rPr>
+        <w:t xml:space="preserve"> </w:t>
+      </w:r>
+      <w:proofErr w:type="spellStart"/>
+      <w:r>
+        <w:rPr>
+          <w:rFonts w:eastAsia="Times New Roman"/>
+          <w:b/>
+        </w:rPr>
+        <w:t>phải</w:t>
+      </w:r>
+      <w:proofErr w:type="spellEnd"/>
+      <w:r>
+        <w:rPr>
+          <w:rFonts w:eastAsia="Times New Roman"/>
+          <w:b/>
+        </w:rPr>
+        <w:t xml:space="preserve"> </w:t>
+      </w:r>
+      <w:proofErr w:type="spellStart"/>
+      <w:r>
+        <w:rPr>
+          <w:rFonts w:eastAsia="Times New Roman"/>
+          <w:b/>
+        </w:rPr>
+        <w:t>nộp</w:t>
+      </w:r>
+      <w:proofErr w:type="spellEnd"/>
       <w:proofErr w:type="gramStart"/>
       <w:r>
         <w:rPr>
